--- a/00-首页/题组Word/初赛模拟卷/真题版式/初赛模拟卷XV（非有机·学生版·真题版式）.docx
+++ b/00-首页/题组Word/初赛模拟卷/真题版式/初赛模拟卷XV（非有机·学生版·真题版式）.docx
@@ -13368,7 +13368,11 @@
           <w:p>
             <w:pPr>
               <w:pStyle w:val="Compact"/>
+              <w:jc w:val="center"/>
             </w:pPr>
+            <w:r>
+              <w:t xml:space="preserve">3</w:t>
+            </w:r>
           </w:p>
         </w:tc>
       </w:tr>
@@ -16083,61 +16087,6 @@
         <w:t xml:space="preserve"> Y 29.94%。</w:t>
       </w:r>
     </w:p>
-    <w:p>
-      <w:pPr>
-        <w:pStyle w:val="BlockText"/>
-        <w:spacing w:before="80" w:after="80" w:line="240" w:lineRule="auto"/>
-        <w:jc w:val="left"/>
-      </w:pPr>
-      <w:r>
-        <w:t xml:space="preserve">⚠️</w:t>
-      </w:r>
-      <w:r>
-        <w:t xml:space="preserve"> </w:t>
-      </w:r>
-      <w:r>
-        <w:rPr>
-          <w:rFonts w:ascii="Times New Roman" w:hAnsi="Times New Roman" w:cs="Times New Roman" w:eastAsia="SimSun"/>
-          <w:b/>
-          <w:bCs/>
-        </w:rPr>
-        <w:t xml:space="preserve">题源为「参考答案」稿</w:t>
-      </w:r>
-      <w:r>
-        <w:rPr>
-          <w:rFonts w:ascii="Times New Roman" w:hAnsi="Times New Roman" w:cs="Times New Roman" w:eastAsia="SimSun"/>
-        </w:rPr>
-        <w:t xml:space="preserve">：本题的</w:t>
-      </w:r>
-      <w:r>
-        <w:rPr>
-          <w:rFonts w:ascii="Times New Roman" w:hAnsi="Times New Roman" w:cs="Times New Roman" w:eastAsia="SimSun"/>
-          <w:b/>
-          <w:bCs/>
-        </w:rPr>
-        <w:t xml:space="preserve">提示、条件、实验步骤</w:t>
-      </w:r>
-      <w:r>
-        <w:rPr>
-          <w:rFonts w:ascii="Times New Roman" w:hAnsi="Times New Roman" w:cs="Times New Roman" w:eastAsia="SimSun"/>
-        </w:rPr>
-        <w:t xml:space="preserve">等叙述性文字与解答在源稿中逐问交错排版，已按原序保留在下方「参考答案」段。</w:t>
-      </w:r>
-      <w:r>
-        <w:rPr>
-          <w:rFonts w:ascii="Times New Roman" w:hAnsi="Times New Roman" w:cs="Times New Roman" w:eastAsia="SimSun"/>
-          <w:b/>
-          <w:bCs/>
-        </w:rPr>
-        <w:t xml:space="preserve">读题时请连同该段一并查看</w:t>
-      </w:r>
-      <w:r>
-        <w:rPr>
-          <w:rFonts w:ascii="Times New Roman" w:hAnsi="Times New Roman" w:cs="Times New Roman" w:eastAsia="SimSun"/>
-        </w:rPr>
-        <w:t xml:space="preserve">（本段仅列小问与题面图）。</w:t>
-      </w:r>
-    </w:p>
     <w:bookmarkEnd w:id="66"/>
     <w:bookmarkStart w:id="79" w:name="第-10-题13-分"/>
     <w:p>
@@ -17143,61 +17092,6 @@
           <w:rFonts w:ascii="Times New Roman" w:hAnsi="Times New Roman" w:cs="Times New Roman" w:eastAsia="SimSun"/>
         </w:rPr>
         <w:t xml:space="preserve">两种元素的价态。</w:t>
-      </w:r>
-    </w:p>
-    <w:p>
-      <w:pPr>
-        <w:pStyle w:val="BlockText"/>
-        <w:spacing w:before="80" w:after="80" w:line="240" w:lineRule="auto"/>
-        <w:jc w:val="left"/>
-      </w:pPr>
-      <w:r>
-        <w:t xml:space="preserve">⚠️</w:t>
-      </w:r>
-      <w:r>
-        <w:t xml:space="preserve"> </w:t>
-      </w:r>
-      <w:r>
-        <w:rPr>
-          <w:rFonts w:ascii="Times New Roman" w:hAnsi="Times New Roman" w:cs="Times New Roman" w:eastAsia="SimSun"/>
-          <w:b/>
-          <w:bCs/>
-        </w:rPr>
-        <w:t xml:space="preserve">题源为「参考答案」稿</w:t>
-      </w:r>
-      <w:r>
-        <w:rPr>
-          <w:rFonts w:ascii="Times New Roman" w:hAnsi="Times New Roman" w:cs="Times New Roman" w:eastAsia="SimSun"/>
-        </w:rPr>
-        <w:t xml:space="preserve">：本题的</w:t>
-      </w:r>
-      <w:r>
-        <w:rPr>
-          <w:rFonts w:ascii="Times New Roman" w:hAnsi="Times New Roman" w:cs="Times New Roman" w:eastAsia="SimSun"/>
-          <w:b/>
-          <w:bCs/>
-        </w:rPr>
-        <w:t xml:space="preserve">提示、条件、实验步骤</w:t>
-      </w:r>
-      <w:r>
-        <w:rPr>
-          <w:rFonts w:ascii="Times New Roman" w:hAnsi="Times New Roman" w:cs="Times New Roman" w:eastAsia="SimSun"/>
-        </w:rPr>
-        <w:t xml:space="preserve">等叙述性文字与解答在源稿中逐问交错排版，已按原序保留在下方「参考答案」段。</w:t>
-      </w:r>
-      <w:r>
-        <w:rPr>
-          <w:rFonts w:ascii="Times New Roman" w:hAnsi="Times New Roman" w:cs="Times New Roman" w:eastAsia="SimSun"/>
-          <w:b/>
-          <w:bCs/>
-        </w:rPr>
-        <w:t xml:space="preserve">读题时请连同该段一并查看</w:t>
-      </w:r>
-      <w:r>
-        <w:rPr>
-          <w:rFonts w:ascii="Times New Roman" w:hAnsi="Times New Roman" w:cs="Times New Roman" w:eastAsia="SimSun"/>
-        </w:rPr>
-        <w:t xml:space="preserve">（本段仅列小问与题面图）。</w:t>
       </w:r>
     </w:p>
     <w:bookmarkEnd w:id="79"/>

--- a/00-首页/题组Word/初赛模拟卷/真题版式/初赛模拟卷XV（非有机·学生版·真题版式）.docx
+++ b/00-首页/题组Word/初赛模拟卷/真题版式/初赛模拟卷XV（非有机·学生版·真题版式）.docx
@@ -637,19 +637,37 @@
         <w:t xml:space="preserve">很多</w:t>
       </w:r>
       <w:r>
-        <w:t xml:space="preserve"> ABC</w:t>
-      </w:r>
-      <w:r>
         <w:t xml:space="preserve"> </w:t>
       </w:r>
       <m:oMath>
         <m:sSub>
           <m:e>
             <m:r>
-              <w:rPr>
-                <w:rFonts w:ascii="Times New Roman" w:hAnsi="Times New Roman" w:cs="Times New Roman" w:eastAsia="SimSun"/>
-              </w:rPr>
-              <m:t xml:space="preserve"> </m:t>
+              <m:rPr>
+                <m:sty m:val="p"/>
+              </m:rPr>
+              <w:rPr>
+                <w:rFonts w:ascii="Times New Roman" w:hAnsi="Times New Roman" w:cs="Times New Roman" w:eastAsia="SimSun"/>
+              </w:rPr>
+              <m:t>A</m:t>
+            </m:r>
+            <m:r>
+              <m:rPr>
+                <m:sty m:val="p"/>
+              </m:rPr>
+              <w:rPr>
+                <w:rFonts w:ascii="Times New Roman" w:hAnsi="Times New Roman" w:cs="Times New Roman" w:eastAsia="SimSun"/>
+              </w:rPr>
+              <m:t>B</m:t>
+            </m:r>
+            <m:r>
+              <m:rPr>
+                <m:sty m:val="p"/>
+              </m:rPr>
+              <w:rPr>
+                <w:rFonts w:ascii="Times New Roman" w:hAnsi="Times New Roman" w:cs="Times New Roman" w:eastAsia="SimSun"/>
+              </w:rPr>
+              <m:t>C</m:t>
             </m:r>
           </m:e>
           <m:sub>
@@ -681,19 +699,64 @@
         <w:t xml:space="preserve">届国初短暂出现的</w:t>
       </w:r>
       <w:r>
-        <w:t xml:space="preserve"> CsAuCl</w:t>
-      </w:r>
-      <w:r>
         <w:t xml:space="preserve"> </w:t>
       </w:r>
       <m:oMath>
         <m:sSub>
           <m:e>
             <m:r>
-              <w:rPr>
-                <w:rFonts w:ascii="Times New Roman" w:hAnsi="Times New Roman" w:cs="Times New Roman" w:eastAsia="SimSun"/>
-              </w:rPr>
-              <m:t xml:space="preserve"> </m:t>
+              <m:rPr>
+                <m:sty m:val="p"/>
+              </m:rPr>
+              <w:rPr>
+                <w:rFonts w:ascii="Times New Roman" w:hAnsi="Times New Roman" w:cs="Times New Roman" w:eastAsia="SimSun"/>
+              </w:rPr>
+              <m:t>C</m:t>
+            </m:r>
+            <m:r>
+              <m:rPr>
+                <m:sty m:val="p"/>
+              </m:rPr>
+              <w:rPr>
+                <w:rFonts w:ascii="Times New Roman" w:hAnsi="Times New Roman" w:cs="Times New Roman" w:eastAsia="SimSun"/>
+              </w:rPr>
+              <m:t>s</m:t>
+            </m:r>
+            <m:r>
+              <m:rPr>
+                <m:sty m:val="p"/>
+              </m:rPr>
+              <w:rPr>
+                <w:rFonts w:ascii="Times New Roman" w:hAnsi="Times New Roman" w:cs="Times New Roman" w:eastAsia="SimSun"/>
+              </w:rPr>
+              <m:t>A</m:t>
+            </m:r>
+            <m:r>
+              <m:rPr>
+                <m:sty m:val="p"/>
+              </m:rPr>
+              <w:rPr>
+                <w:rFonts w:ascii="Times New Roman" w:hAnsi="Times New Roman" w:cs="Times New Roman" w:eastAsia="SimSun"/>
+              </w:rPr>
+              <m:t>u</m:t>
+            </m:r>
+            <m:r>
+              <m:rPr>
+                <m:sty m:val="p"/>
+              </m:rPr>
+              <w:rPr>
+                <w:rFonts w:ascii="Times New Roman" w:hAnsi="Times New Roman" w:cs="Times New Roman" w:eastAsia="SimSun"/>
+              </w:rPr>
+              <m:t>C</m:t>
+            </m:r>
+            <m:r>
+              <m:rPr>
+                <m:sty m:val="p"/>
+              </m:rPr>
+              <w:rPr>
+                <w:rFonts w:ascii="Times New Roman" w:hAnsi="Times New Roman" w:cs="Times New Roman" w:eastAsia="SimSun"/>
+              </w:rPr>
+              <m:t>l</m:t>
             </m:r>
           </m:e>
           <m:sub>
@@ -1385,19 +1448,37 @@
         <w:rPr>
           <w:rFonts w:ascii="Times New Roman" w:hAnsi="Times New Roman" w:cs="Times New Roman" w:eastAsia="SimSun"/>
         </w:rPr>
-        <w:t xml:space="preserve">=K,Rb时,形成的CrF</w:t>
-      </w:r>
-      <w:r>
-        <w:t xml:space="preserve"> </w:t>
+        <w:t xml:space="preserve">=K,Rb时,形成的</w:t>
       </w:r>
       <m:oMath>
         <m:sSub>
           <m:e>
             <m:r>
-              <w:rPr>
-                <w:rFonts w:ascii="Times New Roman" w:hAnsi="Times New Roman" w:cs="Times New Roman" w:eastAsia="SimSun"/>
-              </w:rPr>
-              <m:t xml:space="preserve"> </m:t>
+              <m:rPr>
+                <m:sty m:val="p"/>
+              </m:rPr>
+              <w:rPr>
+                <w:rFonts w:ascii="Times New Roman" w:hAnsi="Times New Roman" w:cs="Times New Roman" w:eastAsia="SimSun"/>
+              </w:rPr>
+              <m:t>C</m:t>
+            </m:r>
+            <m:r>
+              <m:rPr>
+                <m:sty m:val="p"/>
+              </m:rPr>
+              <w:rPr>
+                <w:rFonts w:ascii="Times New Roman" w:hAnsi="Times New Roman" w:cs="Times New Roman" w:eastAsia="SimSun"/>
+              </w:rPr>
+              <m:t>r</m:t>
+            </m:r>
+            <m:r>
+              <m:rPr>
+                <m:sty m:val="p"/>
+              </m:rPr>
+              <w:rPr>
+                <w:rFonts w:ascii="Times New Roman" w:hAnsi="Times New Roman" w:cs="Times New Roman" w:eastAsia="SimSun"/>
+              </w:rPr>
+              <m:t>F</m:t>
             </m:r>
           </m:e>
           <m:sub>
@@ -1417,19 +1498,46 @@
         <w:rPr>
           <w:rFonts w:ascii="Times New Roman" w:hAnsi="Times New Roman" w:cs="Times New Roman" w:eastAsia="SimSun"/>
         </w:rPr>
-        <w:t xml:space="preserve">八面体的各键角虽然相对于理想的钙钛矿结构仍保持90°不变,但是其中的Cr-F键分为了3种不同的键长;其长度由长到短在此分别记为l、m、s。下左图和下右图分别示出了KCrF</w:t>
-      </w:r>
-      <w:r>
-        <w:t xml:space="preserve"> </w:t>
+        <w:t xml:space="preserve">八面体的各键角虽然相对于理想的钙钛矿结构仍保持90°不变,但是其中的Cr-F键分为了3种不同的键长;其长度由长到短在此分别记为l、m、s。下左图和下右图分别示出了</w:t>
       </w:r>
       <m:oMath>
         <m:sSub>
           <m:e>
             <m:r>
-              <w:rPr>
-                <w:rFonts w:ascii="Times New Roman" w:hAnsi="Times New Roman" w:cs="Times New Roman" w:eastAsia="SimSun"/>
-              </w:rPr>
-              <m:t xml:space="preserve"> </m:t>
+              <m:rPr>
+                <m:sty m:val="p"/>
+              </m:rPr>
+              <w:rPr>
+                <w:rFonts w:ascii="Times New Roman" w:hAnsi="Times New Roman" w:cs="Times New Roman" w:eastAsia="SimSun"/>
+              </w:rPr>
+              <m:t>K</m:t>
+            </m:r>
+            <m:r>
+              <m:rPr>
+                <m:sty m:val="p"/>
+              </m:rPr>
+              <w:rPr>
+                <w:rFonts w:ascii="Times New Roman" w:hAnsi="Times New Roman" w:cs="Times New Roman" w:eastAsia="SimSun"/>
+              </w:rPr>
+              <m:t>C</m:t>
+            </m:r>
+            <m:r>
+              <m:rPr>
+                <m:sty m:val="p"/>
+              </m:rPr>
+              <w:rPr>
+                <w:rFonts w:ascii="Times New Roman" w:hAnsi="Times New Roman" w:cs="Times New Roman" w:eastAsia="SimSun"/>
+              </w:rPr>
+              <m:t>r</m:t>
+            </m:r>
+            <m:r>
+              <m:rPr>
+                <m:sty m:val="p"/>
+              </m:rPr>
+              <w:rPr>
+                <w:rFonts w:ascii="Times New Roman" w:hAnsi="Times New Roman" w:cs="Times New Roman" w:eastAsia="SimSun"/>
+              </w:rPr>
+              <m:t>F</m:t>
             </m:r>
           </m:e>
           <m:sub>
@@ -1449,19 +1557,55 @@
         <w:rPr>
           <w:rFonts w:ascii="Times New Roman" w:hAnsi="Times New Roman" w:cs="Times New Roman" w:eastAsia="SimSun"/>
         </w:rPr>
-        <w:t xml:space="preserve">和RbCrF</w:t>
-      </w:r>
-      <w:r>
-        <w:t xml:space="preserve"> </w:t>
+        <w:t xml:space="preserve">和</w:t>
       </w:r>
       <m:oMath>
         <m:sSub>
           <m:e>
             <m:r>
-              <w:rPr>
-                <w:rFonts w:ascii="Times New Roman" w:hAnsi="Times New Roman" w:cs="Times New Roman" w:eastAsia="SimSun"/>
-              </w:rPr>
-              <m:t xml:space="preserve"> </m:t>
+              <m:rPr>
+                <m:sty m:val="p"/>
+              </m:rPr>
+              <w:rPr>
+                <w:rFonts w:ascii="Times New Roman" w:hAnsi="Times New Roman" w:cs="Times New Roman" w:eastAsia="SimSun"/>
+              </w:rPr>
+              <m:t>R</m:t>
+            </m:r>
+            <m:r>
+              <m:rPr>
+                <m:sty m:val="p"/>
+              </m:rPr>
+              <w:rPr>
+                <w:rFonts w:ascii="Times New Roman" w:hAnsi="Times New Roman" w:cs="Times New Roman" w:eastAsia="SimSun"/>
+              </w:rPr>
+              <m:t>b</m:t>
+            </m:r>
+            <m:r>
+              <m:rPr>
+                <m:sty m:val="p"/>
+              </m:rPr>
+              <w:rPr>
+                <w:rFonts w:ascii="Times New Roman" w:hAnsi="Times New Roman" w:cs="Times New Roman" w:eastAsia="SimSun"/>
+              </w:rPr>
+              <m:t>C</m:t>
+            </m:r>
+            <m:r>
+              <m:rPr>
+                <m:sty m:val="p"/>
+              </m:rPr>
+              <w:rPr>
+                <w:rFonts w:ascii="Times New Roman" w:hAnsi="Times New Roman" w:cs="Times New Roman" w:eastAsia="SimSun"/>
+              </w:rPr>
+              <m:t>r</m:t>
+            </m:r>
+            <m:r>
+              <m:rPr>
+                <m:sty m:val="p"/>
+              </m:rPr>
+              <w:rPr>
+                <w:rFonts w:ascii="Times New Roman" w:hAnsi="Times New Roman" w:cs="Times New Roman" w:eastAsia="SimSun"/>
+              </w:rPr>
+              <m:t>F</m:t>
             </m:r>
           </m:e>
           <m:sub>
@@ -1481,19 +1625,37 @@
         <w:rPr>
           <w:rFonts w:ascii="Times New Roman" w:hAnsi="Times New Roman" w:cs="Times New Roman" w:eastAsia="SimSun"/>
         </w:rPr>
-        <w:t xml:space="preserve">的晶体结构沿各方向的投影图,其中大球为K或Rb,八面体为[CrF</w:t>
-      </w:r>
-      <w:r>
-        <w:t xml:space="preserve"> </w:t>
+        <w:t xml:space="preserve">的晶体结构沿各方向的投影图,其中大球为K或Rb,八面体为[</w:t>
       </w:r>
       <m:oMath>
         <m:sSub>
           <m:e>
             <m:r>
-              <w:rPr>
-                <w:rFonts w:ascii="Times New Roman" w:hAnsi="Times New Roman" w:cs="Times New Roman" w:eastAsia="SimSun"/>
-              </w:rPr>
-              <m:t xml:space="preserve"> </m:t>
+              <m:rPr>
+                <m:sty m:val="p"/>
+              </m:rPr>
+              <w:rPr>
+                <w:rFonts w:ascii="Times New Roman" w:hAnsi="Times New Roman" w:cs="Times New Roman" w:eastAsia="SimSun"/>
+              </w:rPr>
+              <m:t>C</m:t>
+            </m:r>
+            <m:r>
+              <m:rPr>
+                <m:sty m:val="p"/>
+              </m:rPr>
+              <w:rPr>
+                <w:rFonts w:ascii="Times New Roman" w:hAnsi="Times New Roman" w:cs="Times New Roman" w:eastAsia="SimSun"/>
+              </w:rPr>
+              <m:t>r</m:t>
+            </m:r>
+            <m:r>
+              <m:rPr>
+                <m:sty m:val="p"/>
+              </m:rPr>
+              <w:rPr>
+                <w:rFonts w:ascii="Times New Roman" w:hAnsi="Times New Roman" w:cs="Times New Roman" w:eastAsia="SimSun"/>
+              </w:rPr>
+              <m:t>F</m:t>
             </m:r>
           </m:e>
           <m:sub>
@@ -1513,19 +1675,55 @@
         <w:rPr>
           <w:rFonts w:ascii="Times New Roman" w:hAnsi="Times New Roman" w:cs="Times New Roman" w:eastAsia="SimSun"/>
         </w:rPr>
-        <w:t xml:space="preserve">];所有八面体的形状、大小完全相同,不同深浅颜色的八面体代表了八面体排布的不同取向。对于RbCrF</w:t>
-      </w:r>
-      <w:r>
-        <w:t xml:space="preserve"> </w:t>
+        <w:t xml:space="preserve">];所有八面体的形状、大小完全相同,不同深浅颜色的八面体代表了八面体排布的不同取向。对于</w:t>
       </w:r>
       <m:oMath>
         <m:sSub>
           <m:e>
             <m:r>
-              <w:rPr>
-                <w:rFonts w:ascii="Times New Roman" w:hAnsi="Times New Roman" w:cs="Times New Roman" w:eastAsia="SimSun"/>
-              </w:rPr>
-              <m:t xml:space="preserve"> </m:t>
+              <m:rPr>
+                <m:sty m:val="p"/>
+              </m:rPr>
+              <w:rPr>
+                <w:rFonts w:ascii="Times New Roman" w:hAnsi="Times New Roman" w:cs="Times New Roman" w:eastAsia="SimSun"/>
+              </w:rPr>
+              <m:t>R</m:t>
+            </m:r>
+            <m:r>
+              <m:rPr>
+                <m:sty m:val="p"/>
+              </m:rPr>
+              <w:rPr>
+                <w:rFonts w:ascii="Times New Roman" w:hAnsi="Times New Roman" w:cs="Times New Roman" w:eastAsia="SimSun"/>
+              </w:rPr>
+              <m:t>b</m:t>
+            </m:r>
+            <m:r>
+              <m:rPr>
+                <m:sty m:val="p"/>
+              </m:rPr>
+              <w:rPr>
+                <w:rFonts w:ascii="Times New Roman" w:hAnsi="Times New Roman" w:cs="Times New Roman" w:eastAsia="SimSun"/>
+              </w:rPr>
+              <m:t>C</m:t>
+            </m:r>
+            <m:r>
+              <m:rPr>
+                <m:sty m:val="p"/>
+              </m:rPr>
+              <w:rPr>
+                <w:rFonts w:ascii="Times New Roman" w:hAnsi="Times New Roman" w:cs="Times New Roman" w:eastAsia="SimSun"/>
+              </w:rPr>
+              <m:t>r</m:t>
+            </m:r>
+            <m:r>
+              <m:rPr>
+                <m:sty m:val="p"/>
+              </m:rPr>
+              <w:rPr>
+                <w:rFonts w:ascii="Times New Roman" w:hAnsi="Times New Roman" w:cs="Times New Roman" w:eastAsia="SimSun"/>
+              </w:rPr>
+              <m:t>F</m:t>
             </m:r>
           </m:e>
           <m:sub>
@@ -9179,19 +9377,19 @@
         <w:t xml:space="preserve">A、B、C…代表</w:t>
       </w:r>
       <w:r>
-        <w:t xml:space="preserve"> O</w:t>
-      </w:r>
-      <w:r>
         <w:t xml:space="preserve"> </w:t>
       </w:r>
       <m:oMath>
         <m:sSup>
           <m:e>
             <m:r>
-              <w:rPr>
-                <w:rFonts w:ascii="Times New Roman" w:hAnsi="Times New Roman" w:cs="Times New Roman" w:eastAsia="SimSun"/>
-              </w:rPr>
-              <m:t xml:space="preserve"> </m:t>
+              <m:rPr>
+                <m:sty m:val="p"/>
+              </m:rPr>
+              <w:rPr>
+                <w:rFonts w:ascii="Times New Roman" w:hAnsi="Times New Roman" w:cs="Times New Roman" w:eastAsia="SimSun"/>
+              </w:rPr>
+              <m:t>O</m:t>
             </m:r>
           </m:e>
           <m:sup>
@@ -9223,19 +9421,28 @@
         <w:t xml:space="preserve">层，a、b、c…代表</w:t>
       </w:r>
       <w:r>
-        <w:t xml:space="preserve"> Al</w:t>
-      </w:r>
-      <w:r>
         <w:t xml:space="preserve"> </w:t>
       </w:r>
       <m:oMath>
         <m:sSup>
           <m:e>
             <m:r>
-              <w:rPr>
-                <w:rFonts w:ascii="Times New Roman" w:hAnsi="Times New Roman" w:cs="Times New Roman" w:eastAsia="SimSun"/>
-              </w:rPr>
-              <m:t xml:space="preserve"> </m:t>
+              <m:rPr>
+                <m:sty m:val="p"/>
+              </m:rPr>
+              <w:rPr>
+                <w:rFonts w:ascii="Times New Roman" w:hAnsi="Times New Roman" w:cs="Times New Roman" w:eastAsia="SimSun"/>
+              </w:rPr>
+              <m:t>A</m:t>
+            </m:r>
+            <m:r>
+              <m:rPr>
+                <m:sty m:val="p"/>
+              </m:rPr>
+              <w:rPr>
+                <w:rFonts w:ascii="Times New Roman" w:hAnsi="Times New Roman" w:cs="Times New Roman" w:eastAsia="SimSun"/>
+              </w:rPr>
+              <m:t>l</m:t>
             </m:r>
           </m:e>
           <m:sup>
@@ -10503,7 +10710,7 @@
             </m:r>
           </m:sub>
         </m:sSub>
-        <m:sSub>
+        <m:sSubSup>
           <m:e>
             <m:r>
               <m:rPr>
@@ -10532,16 +10739,6 @@
               <m:t>3</m:t>
             </m:r>
           </m:sub>
-        </m:sSub>
-        <m:sSup>
-          <m:e>
-            <m:r>
-              <w:rPr>
-                <w:rFonts w:ascii="Times New Roman" w:hAnsi="Times New Roman" w:cs="Times New Roman" w:eastAsia="SimSun"/>
-              </w:rPr>
-              <m:t xml:space="preserve"> </m:t>
-            </m:r>
-          </m:e>
           <m:sup>
             <m:r>
               <m:rPr>
@@ -10553,7 +10750,7 @@
               <m:t>+</m:t>
             </m:r>
           </m:sup>
-        </m:sSup>
+        </m:sSubSup>
       </m:oMath>
       <w:r>
         <w:t xml:space="preserve"> </w:t>
@@ -11183,20 +11380,7 @@
         <w:rPr>
           <w:rFonts w:ascii="Times New Roman" w:hAnsi="Times New Roman" w:cs="Times New Roman" w:eastAsia="SimSun"/>
         </w:rPr>
-        <w:t xml:space="preserve">试写出需</w:t>
-      </w:r>
-    </w:p>
-    <w:p>
-      <w:pPr>
-        <w:pStyle w:val="BodyText"/>
-        <w:spacing w:before="0" w:after="0" w:line="276" w:lineRule="auto"/>
-        <w:ind w:firstLineChars="200" w:firstLine="420"/>
-      </w:pPr>
-      <w:r>
-        <w:rPr>
-          <w:rFonts w:ascii="Times New Roman" w:hAnsi="Times New Roman" w:cs="Times New Roman" w:eastAsia="SimSun"/>
-        </w:rPr>
-        <w:t xml:space="preserve">要低温反应的原因。</w:t>
+        <w:t xml:space="preserve">试写出需要低温反应的原因。</w:t>
       </w:r>
     </w:p>
     <w:p>
@@ -11413,7 +11597,7 @@
         <w:rPr>
           <w:rFonts w:ascii="Times New Roman" w:hAnsi="Times New Roman" w:cs="Times New Roman" w:eastAsia="SimSun"/>
         </w:rPr>
-        <w:t xml:space="preserve">的品胞参数</w:t>
+        <w:t xml:space="preserve">的晶胞参数</w:t>
       </w:r>
       <w:r>
         <w:t xml:space="preserve"> a=8.8 </w:t>
@@ -11422,7 +11606,42 @@
         <w:rPr>
           <w:rFonts w:ascii="Times New Roman" w:hAnsi="Times New Roman" w:cs="Times New Roman" w:eastAsia="SimSun"/>
         </w:rPr>
-        <w:t xml:space="preserve">Å，1-半径为</w:t>
+        <w:t xml:space="preserve">Å，</w:t>
+      </w:r>
+      <m:oMath>
+        <m:sSup>
+          <m:e>
+            <m:r>
+              <m:rPr>
+                <m:sty m:val="p"/>
+              </m:rPr>
+              <w:rPr>
+                <w:rFonts w:ascii="Times New Roman" w:hAnsi="Times New Roman" w:cs="Times New Roman" w:eastAsia="SimSun"/>
+              </w:rPr>
+              <m:t>I</m:t>
+            </m:r>
+          </m:e>
+          <m:sup>
+            <m:r>
+              <m:rPr>
+                <m:sty m:val="p"/>
+              </m:rPr>
+              <w:rPr>
+                <w:rFonts w:ascii="Times New Roman" w:hAnsi="Times New Roman" w:cs="Times New Roman" w:eastAsia="SimSun"/>
+              </w:rPr>
+              <m:t>−</m:t>
+            </m:r>
+          </m:sup>
+        </m:sSup>
+      </m:oMath>
+      <w:r>
+        <w:t xml:space="preserve"> </w:t>
+      </w:r>
+      <w:r>
+        <w:rPr>
+          <w:rFonts w:ascii="Times New Roman" w:hAnsi="Times New Roman" w:cs="Times New Roman" w:eastAsia="SimSun"/>
+        </w:rPr>
+        <w:t xml:space="preserve">半径为</w:t>
       </w:r>
       <w:r>
         <w:t xml:space="preserve"> 2.0 </w:t>
@@ -11431,7 +11650,7 @@
         <w:rPr>
           <w:rFonts w:ascii="Times New Roman" w:hAnsi="Times New Roman" w:cs="Times New Roman" w:eastAsia="SimSun"/>
         </w:rPr>
-        <w:t xml:space="preserve">Å。不改变品胞参数的情况下，替换</w:t>
+        <w:t xml:space="preserve">Å。不改变晶胞参数的情况下，替换</w:t>
       </w:r>
       <w:r>
         <w:t xml:space="preserve"> </w:t>

--- a/00-首页/题组Word/初赛模拟卷/真题版式/初赛模拟卷XV（非有机·学生版·真题版式）.docx
+++ b/00-首页/题组Word/初赛模拟卷/真题版式/初赛模拟卷XV（非有机·学生版·真题版式）.docx
@@ -6712,7 +6712,7 @@
       <w:r>
         <w:drawing>
           <wp:inline>
-            <wp:extent cx="2016000" cy="1990481"/>
+            <wp:extent cx="1444752" cy="1426464"/>
             <wp:effectExtent b="0" l="0" r="0" t="0"/>
             <wp:docPr descr="" title="" id="25" name="Picture"/>
             <a:graphic>
@@ -6733,7 +6733,7 @@
                   <pic:spPr bwMode="auto">
                     <a:xfrm>
                       <a:off x="0" y="0"/>
-                      <a:ext cx="2016000" cy="1990481"/>
+                      <a:ext cx="1444752" cy="1426464"/>
                     </a:xfrm>
                     <a:prstGeom prst="rect">
                       <a:avLst/>
@@ -6928,7 +6928,7 @@
             <w:r>
               <w:drawing>
                 <wp:inline>
-                  <wp:extent cx="1873719" cy="1655999"/>
+                  <wp:extent cx="1731263" cy="1530096"/>
                   <wp:effectExtent b="0" l="0" r="0" t="0"/>
                   <wp:docPr descr="" title="" id="28" name="Picture"/>
                   <a:graphic>
@@ -6949,7 +6949,7 @@
                         <pic:spPr bwMode="auto">
                           <a:xfrm>
                             <a:off x="0" y="0"/>
-                            <a:ext cx="1873719" cy="1655999"/>
+                            <a:ext cx="1731263" cy="1530096"/>
                           </a:xfrm>
                           <a:prstGeom prst="rect">
                             <a:avLst/>
@@ -9295,7 +9295,7 @@
             <w:r>
               <w:drawing>
                 <wp:inline>
-                  <wp:extent cx="1943100" cy="1397000"/>
+                  <wp:extent cx="932688" cy="670560"/>
                   <wp:effectExtent b="0" l="0" r="0" t="0"/>
                   <wp:docPr descr="" title="" id="39" name="Picture"/>
                   <a:graphic>
@@ -9316,7 +9316,7 @@
                         <pic:spPr bwMode="auto">
                           <a:xfrm>
                             <a:off x="0" y="0"/>
-                            <a:ext cx="1943100" cy="1397000"/>
+                            <a:ext cx="932688" cy="670560"/>
                           </a:xfrm>
                           <a:prstGeom prst="rect">
                             <a:avLst/>
@@ -10859,7 +10859,7 @@
       <w:r>
         <w:drawing>
           <wp:inline>
-            <wp:extent cx="2520000" cy="1623050"/>
+            <wp:extent cx="2157984" cy="1389887"/>
             <wp:effectExtent b="0" l="0" r="0" t="0"/>
             <wp:docPr descr="" title="" id="43" name="Picture"/>
             <a:graphic>
@@ -10880,7 +10880,7 @@
                   <pic:spPr bwMode="auto">
                     <a:xfrm>
                       <a:off x="0" y="0"/>
-                      <a:ext cx="2520000" cy="1623050"/>
+                      <a:ext cx="2157984" cy="1389887"/>
                     </a:xfrm>
                     <a:prstGeom prst="rect">
                       <a:avLst/>

--- a/00-首页/题组Word/初赛模拟卷/真题版式/初赛模拟卷XV（非有机·学生版·真题版式）.docx
+++ b/00-首页/题组Word/初赛模拟卷/真题版式/初赛模拟卷XV（非有机·学生版·真题版式）.docx
@@ -62,7 +62,7 @@
         <w:t xml:space="preserve">分）</w:t>
       </w:r>
     </w:p>
-    <w:bookmarkStart w:id="19" w:name="第-1-题13-分"/>
+    <w:bookmarkStart w:id="19" w:name="第-1-题13-分abccc-也是五字神人"/>
     <w:p>
       <w:pPr>
         <w:pStyle w:val="Heading3"/>
@@ -89,7 +89,16 @@
         <w:rPr>
           <w:rFonts w:ascii="Times New Roman" w:hAnsi="Times New Roman" w:cs="Times New Roman" w:eastAsia="SimSun"/>
         </w:rPr>
-        <w:t xml:space="preserve">分）</w:t>
+        <w:t xml:space="preserve">分）ABCCC</w:t>
+      </w:r>
+      <w:r>
+        <w:t xml:space="preserve"> </w:t>
+      </w:r>
+      <w:r>
+        <w:rPr>
+          <w:rFonts w:ascii="Times New Roman" w:hAnsi="Times New Roman" w:cs="Times New Roman" w:eastAsia="SimSun"/>
+        </w:rPr>
+        <w:t xml:space="preserve">也是五字神人</w:t>
       </w:r>
     </w:p>
     <w:p>
@@ -962,7 +971,7 @@
       </w:r>
     </w:p>
     <w:bookmarkEnd w:id="19"/>
-    <w:bookmarkStart w:id="23" w:name="第-2-题13-分"/>
+    <w:bookmarkStart w:id="23" w:name="第-2-题13-分碱金属与铬的氟化物"/>
     <w:p>
       <w:pPr>
         <w:pStyle w:val="Heading3"/>
@@ -989,7 +998,7 @@
         <w:rPr>
           <w:rFonts w:ascii="Times New Roman" w:hAnsi="Times New Roman" w:cs="Times New Roman" w:eastAsia="SimSun"/>
         </w:rPr>
-        <w:t xml:space="preserve">分）</w:t>
+        <w:t xml:space="preserve">分）碱金属与铬的氟化物</w:t>
       </w:r>
     </w:p>
     <w:p>
@@ -1829,13 +1838,14 @@
     <w:p>
       <w:pPr>
         <w:pStyle w:val="BodyText"/>
-        <w:spacing w:before="120" w:after="120" w:line="240" w:lineRule="auto"/>
+        <w:keepNext/>
+        <w:spacing w:before="120" w:after="40" w:line="240" w:lineRule="auto"/>
         <w:jc w:val="center"/>
       </w:pPr>
       <w:r>
         <w:drawing>
           <wp:inline>
-            <wp:extent cx="2520000" cy="915761"/>
+            <wp:extent cx="3024000" cy="1098913"/>
             <wp:effectExtent b="0" l="0" r="0" t="0"/>
             <wp:docPr descr="" title="" id="21" name="Picture"/>
             <a:graphic>
@@ -1856,7 +1866,7 @@
                   <pic:spPr bwMode="auto">
                     <a:xfrm>
                       <a:off x="0" y="0"/>
-                      <a:ext cx="2520000" cy="915761"/>
+                      <a:ext cx="3024000" cy="1098913"/>
                     </a:xfrm>
                     <a:prstGeom prst="rect">
                       <a:avLst/>
@@ -5005,7 +5015,7 @@
       </w:r>
     </w:p>
     <w:bookmarkEnd w:id="23"/>
-    <w:bookmarkStart w:id="33" w:name="第-3-题13-分"/>
+    <w:bookmarkStart w:id="33" w:name="第-3-题13-分晶体结构与性能"/>
     <w:p>
       <w:pPr>
         <w:pStyle w:val="Heading3"/>
@@ -5032,7 +5042,7 @@
         <w:rPr>
           <w:rFonts w:ascii="Times New Roman" w:hAnsi="Times New Roman" w:cs="Times New Roman" w:eastAsia="SimSun"/>
         </w:rPr>
-        <w:t xml:space="preserve">分）</w:t>
+        <w:t xml:space="preserve">分）晶体结构与性能</w:t>
       </w:r>
     </w:p>
     <w:p>
@@ -6706,13 +6716,14 @@
     <w:p>
       <w:pPr>
         <w:pStyle w:val="BodyText"/>
-        <w:spacing w:before="120" w:after="120" w:line="240" w:lineRule="auto"/>
+        <w:keepNext/>
+        <w:spacing w:before="120" w:after="40" w:line="240" w:lineRule="auto"/>
         <w:jc w:val="center"/>
       </w:pPr>
       <w:r>
         <w:drawing>
           <wp:inline>
-            <wp:extent cx="1444752" cy="1426464"/>
+            <wp:extent cx="1444752" cy="1426463"/>
             <wp:effectExtent b="0" l="0" r="0" t="0"/>
             <wp:docPr descr="" title="" id="25" name="Picture"/>
             <a:graphic>
@@ -6733,7 +6744,7 @@
                   <pic:spPr bwMode="auto">
                     <a:xfrm>
                       <a:off x="0" y="0"/>
-                      <a:ext cx="1444752" cy="1426464"/>
+                      <a:ext cx="1444752" cy="1426463"/>
                     </a:xfrm>
                     <a:prstGeom prst="rect">
                       <a:avLst/>
@@ -6899,13 +6910,14 @@
       <w:tblPr>
         <w:tblStyle w:val="Table"/>
         <w:tblW w:type="dxa" w:w="9752"/>
+        <w:jc w:val="center"/>
         <w:tblBorders>
-          <w:top w:val="single" w:sz="6" w:space="0" w:color="000000"/>
-          <w:left w:val="single" w:sz="6" w:space="0" w:color="000000"/>
-          <w:bottom w:val="single" w:sz="6" w:space="0" w:color="000000"/>
-          <w:right w:val="single" w:sz="6" w:space="0" w:color="000000"/>
-          <w:insideH w:val="single" w:sz="6" w:space="0" w:color="000000"/>
-          <w:insideV w:val="single" w:sz="6" w:space="0" w:color="000000"/>
+          <w:top w:val="nil"/>
+          <w:left w:val="nil"/>
+          <w:bottom w:val="nil"/>
+          <w:right w:val="nil"/>
+          <w:insideH w:val="nil"/>
+          <w:insideV w:val="nil"/>
         </w:tblBorders>
         <w:tblLayout w:type="fixed"/>
         <w:tblLook w:firstRow="0" w:lastRow="0" w:firstColumn="0" w:lastColumn="0" w:noHBand="0" w:noVBand="0" w:val="0000"/>
@@ -7890,7 +7902,7 @@
       </w:r>
     </w:p>
     <w:bookmarkEnd w:id="33"/>
-    <w:bookmarkStart w:id="34" w:name="第-4-题13-分"/>
+    <w:bookmarkStart w:id="34" w:name="第-4-题13-分mathrmlaalo_3-的晶体结构"/>
     <w:p>
       <w:pPr>
         <w:pStyle w:val="Heading3"/>
@@ -7918,6 +7930,74 @@
           <w:rFonts w:ascii="Times New Roman" w:hAnsi="Times New Roman" w:cs="Times New Roman" w:eastAsia="SimSun"/>
         </w:rPr>
         <w:t xml:space="preserve">分）</w:t>
+      </w:r>
+      <m:oMath>
+        <m:sSub>
+          <m:e>
+            <m:r>
+              <m:rPr>
+                <m:sty m:val="p"/>
+              </m:rPr>
+              <w:rPr>
+                <w:rFonts w:ascii="Times New Roman" w:hAnsi="Times New Roman" w:cs="Times New Roman" w:eastAsia="SimSun"/>
+              </w:rPr>
+              <m:t>L</m:t>
+            </m:r>
+            <m:r>
+              <m:rPr>
+                <m:sty m:val="p"/>
+              </m:rPr>
+              <w:rPr>
+                <w:rFonts w:ascii="Times New Roman" w:hAnsi="Times New Roman" w:cs="Times New Roman" w:eastAsia="SimSun"/>
+              </w:rPr>
+              <m:t>a</m:t>
+            </m:r>
+            <m:r>
+              <m:rPr>
+                <m:sty m:val="p"/>
+              </m:rPr>
+              <w:rPr>
+                <w:rFonts w:ascii="Times New Roman" w:hAnsi="Times New Roman" w:cs="Times New Roman" w:eastAsia="SimSun"/>
+              </w:rPr>
+              <m:t>A</m:t>
+            </m:r>
+            <m:r>
+              <m:rPr>
+                <m:sty m:val="p"/>
+              </m:rPr>
+              <w:rPr>
+                <w:rFonts w:ascii="Times New Roman" w:hAnsi="Times New Roman" w:cs="Times New Roman" w:eastAsia="SimSun"/>
+              </w:rPr>
+              <m:t>l</m:t>
+            </m:r>
+            <m:r>
+              <m:rPr>
+                <m:sty m:val="p"/>
+              </m:rPr>
+              <w:rPr>
+                <w:rFonts w:ascii="Times New Roman" w:hAnsi="Times New Roman" w:cs="Times New Roman" w:eastAsia="SimSun"/>
+              </w:rPr>
+              <m:t>O</m:t>
+            </m:r>
+          </m:e>
+          <m:sub>
+            <m:r>
+              <w:rPr>
+                <w:rFonts w:ascii="Times New Roman" w:hAnsi="Times New Roman" w:cs="Times New Roman" w:eastAsia="SimSun"/>
+              </w:rPr>
+              <m:t>3</m:t>
+            </m:r>
+          </m:sub>
+        </m:sSub>
+      </m:oMath>
+      <w:r>
+        <w:t xml:space="preserve"> </w:t>
+      </w:r>
+      <w:r>
+        <w:rPr>
+          <w:rFonts w:ascii="Times New Roman" w:hAnsi="Times New Roman" w:cs="Times New Roman" w:eastAsia="SimSun"/>
+        </w:rPr>
+        <w:t xml:space="preserve">的晶体结构</w:t>
       </w:r>
     </w:p>
     <w:p>
@@ -8970,7 +9050,7 @@
       </w:r>
     </w:p>
     <w:bookmarkEnd w:id="34"/>
-    <w:bookmarkStart w:id="41" w:name="第-5-题13-分"/>
+    <w:bookmarkStart w:id="41" w:name="第-5-题13-分刚玉及其衍生结构的探究"/>
     <w:p>
       <w:pPr>
         <w:pStyle w:val="Heading3"/>
@@ -8997,7 +9077,7 @@
         <w:rPr>
           <w:rFonts w:ascii="Times New Roman" w:hAnsi="Times New Roman" w:cs="Times New Roman" w:eastAsia="SimSun"/>
         </w:rPr>
-        <w:t xml:space="preserve">分）</w:t>
+        <w:t xml:space="preserve">分）刚玉及其衍生结构的探究</w:t>
       </w:r>
     </w:p>
     <w:p>
@@ -9212,13 +9292,14 @@
       <w:tblPr>
         <w:tblStyle w:val="Table"/>
         <w:tblW w:type="dxa" w:w="9752"/>
+        <w:jc w:val="center"/>
         <w:tblBorders>
-          <w:top w:val="single" w:sz="6" w:space="0" w:color="000000"/>
-          <w:left w:val="single" w:sz="6" w:space="0" w:color="000000"/>
-          <w:bottom w:val="single" w:sz="6" w:space="0" w:color="000000"/>
-          <w:right w:val="single" w:sz="6" w:space="0" w:color="000000"/>
-          <w:insideH w:val="single" w:sz="6" w:space="0" w:color="000000"/>
-          <w:insideV w:val="single" w:sz="6" w:space="0" w:color="000000"/>
+          <w:top w:val="nil"/>
+          <w:left w:val="nil"/>
+          <w:bottom w:val="nil"/>
+          <w:right w:val="nil"/>
+          <w:insideH w:val="nil"/>
+          <w:insideV w:val="nil"/>
         </w:tblBorders>
         <w:tblLayout w:type="fixed"/>
         <w:tblLook w:firstRow="0" w:lastRow="0" w:firstColumn="0" w:lastColumn="0" w:noHBand="0" w:noVBand="0" w:val="0000"/>
@@ -9295,7 +9376,7 @@
             <w:r>
               <w:drawing>
                 <wp:inline>
-                  <wp:extent cx="932688" cy="670560"/>
+                  <wp:extent cx="932687" cy="670559"/>
                   <wp:effectExtent b="0" l="0" r="0" t="0"/>
                   <wp:docPr descr="" title="" id="39" name="Picture"/>
                   <a:graphic>
@@ -9316,7 +9397,7 @@
                         <pic:spPr bwMode="auto">
                           <a:xfrm>
                             <a:off x="0" y="0"/>
-                            <a:ext cx="932688" cy="670560"/>
+                            <a:ext cx="932687" cy="670559"/>
                           </a:xfrm>
                           <a:prstGeom prst="rect">
                             <a:avLst/>
@@ -10853,7 +10934,8 @@
     <w:p>
       <w:pPr>
         <w:pStyle w:val="BodyText"/>
-        <w:spacing w:before="120" w:after="120" w:line="240" w:lineRule="auto"/>
+        <w:keepNext/>
+        <w:spacing w:before="120" w:after="40" w:line="240" w:lineRule="auto"/>
         <w:jc w:val="center"/>
       </w:pPr>
       <w:r>
@@ -12507,7 +12589,7 @@
       </m:oMath>
     </w:p>
     <w:bookmarkEnd w:id="45"/>
-    <w:bookmarkStart w:id="55" w:name="第-7-题13-分"/>
+    <w:bookmarkStart w:id="55" w:name="第-7-题13-分热致变色晶体"/>
     <w:p>
       <w:pPr>
         <w:pStyle w:val="Heading3"/>
@@ -12534,7 +12616,7 @@
         <w:rPr>
           <w:rFonts w:ascii="Times New Roman" w:hAnsi="Times New Roman" w:cs="Times New Roman" w:eastAsia="SimSun"/>
         </w:rPr>
-        <w:t xml:space="preserve">分）</w:t>
+        <w:t xml:space="preserve">分）热致变色晶体</w:t>
       </w:r>
     </w:p>
     <w:p>
@@ -12904,13 +12986,14 @@
     <w:p>
       <w:pPr>
         <w:pStyle w:val="BodyText"/>
-        <w:spacing w:before="120" w:after="120" w:line="240" w:lineRule="auto"/>
+        <w:keepNext/>
+        <w:spacing w:before="120" w:after="40" w:line="240" w:lineRule="auto"/>
         <w:jc w:val="center"/>
       </w:pPr>
       <w:r>
         <w:drawing>
           <wp:inline>
-            <wp:extent cx="2520000" cy="1826132"/>
+            <wp:extent cx="2583295" cy="1872000"/>
             <wp:effectExtent b="0" l="0" r="0" t="0"/>
             <wp:docPr descr="" title="" id="47" name="Picture"/>
             <a:graphic>
@@ -12931,7 +13014,7 @@
                   <pic:spPr bwMode="auto">
                     <a:xfrm>
                       <a:off x="0" y="0"/>
-                      <a:ext cx="2520000" cy="1826132"/>
+                      <a:ext cx="2583295" cy="1872000"/>
                     </a:xfrm>
                     <a:prstGeom prst="rect">
                       <a:avLst/>
@@ -13991,13 +14074,14 @@
     <w:p>
       <w:pPr>
         <w:pStyle w:val="BodyText"/>
-        <w:spacing w:before="120" w:after="120" w:line="240" w:lineRule="auto"/>
+        <w:keepNext/>
+        <w:spacing w:before="120" w:after="40" w:line="240" w:lineRule="auto"/>
         <w:jc w:val="center"/>
       </w:pPr>
       <w:r>
         <w:drawing>
           <wp:inline>
-            <wp:extent cx="2520000" cy="998836"/>
+            <wp:extent cx="3024000" cy="1198603"/>
             <wp:effectExtent b="0" l="0" r="0" t="0"/>
             <wp:docPr descr="" title="" id="50" name="Picture"/>
             <a:graphic>
@@ -14018,7 +14102,7 @@
                   <pic:spPr bwMode="auto">
                     <a:xfrm>
                       <a:off x="0" y="0"/>
-                      <a:ext cx="2520000" cy="998836"/>
+                      <a:ext cx="3024000" cy="1198603"/>
                     </a:xfrm>
                     <a:prstGeom prst="rect">
                       <a:avLst/>
@@ -14143,7 +14227,8 @@
     <w:p>
       <w:pPr>
         <w:pStyle w:val="BodyText"/>
-        <w:spacing w:before="120" w:after="120" w:line="240" w:lineRule="auto"/>
+        <w:keepNext/>
+        <w:spacing w:before="120" w:after="40" w:line="240" w:lineRule="auto"/>
         <w:jc w:val="center"/>
       </w:pPr>
       <w:r>
@@ -14223,7 +14308,7 @@
       </w:r>
     </w:p>
     <w:bookmarkEnd w:id="55"/>
-    <w:bookmarkStart w:id="59" w:name="第-8-题13-分"/>
+    <w:bookmarkStart w:id="59" w:name="第-8-题13-分神秘四元晶体"/>
     <w:p>
       <w:pPr>
         <w:pStyle w:val="Heading3"/>
@@ -14250,7 +14335,7 @@
         <w:rPr>
           <w:rFonts w:ascii="Times New Roman" w:hAnsi="Times New Roman" w:cs="Times New Roman" w:eastAsia="SimSun"/>
         </w:rPr>
-        <w:t xml:space="preserve">分）</w:t>
+        <w:t xml:space="preserve">分）神秘四元晶体</w:t>
       </w:r>
     </w:p>
     <w:p>
@@ -14563,13 +14648,14 @@
     <w:p>
       <w:pPr>
         <w:pStyle w:val="BodyText"/>
-        <w:spacing w:before="120" w:after="120" w:line="240" w:lineRule="auto"/>
+        <w:keepNext/>
+        <w:spacing w:before="120" w:after="40" w:line="240" w:lineRule="auto"/>
         <w:jc w:val="center"/>
       </w:pPr>
       <w:r>
         <w:drawing>
           <wp:inline>
-            <wp:extent cx="2520000" cy="1539113"/>
+            <wp:extent cx="2985328" cy="1823316"/>
             <wp:effectExtent b="0" l="0" r="0" t="0"/>
             <wp:docPr descr="" title="" id="57" name="Picture"/>
             <a:graphic>
@@ -14590,7 +14676,7 @@
                   <pic:spPr bwMode="auto">
                     <a:xfrm>
                       <a:off x="0" y="0"/>
-                      <a:ext cx="2520000" cy="1539113"/>
+                      <a:ext cx="2985328" cy="1823316"/>
                     </a:xfrm>
                     <a:prstGeom prst="rect">
                       <a:avLst/>
@@ -15333,7 +15419,7 @@
       </w:r>
     </w:p>
     <w:bookmarkEnd w:id="59"/>
-    <w:bookmarkStart w:id="66" w:name="第-9-题13-分"/>
+    <w:bookmarkStart w:id="66" w:name="第-9-题13-分镍盐的结构演变"/>
     <w:p>
       <w:pPr>
         <w:pStyle w:val="Heading3"/>
@@ -15360,7 +15446,7 @@
         <w:rPr>
           <w:rFonts w:ascii="Times New Roman" w:hAnsi="Times New Roman" w:cs="Times New Roman" w:eastAsia="SimSun"/>
         </w:rPr>
-        <w:t xml:space="preserve">分）</w:t>
+        <w:t xml:space="preserve">分）镍盐的结构演变</w:t>
       </w:r>
     </w:p>
     <w:p>
@@ -15491,7 +15577,8 @@
     <w:p>
       <w:pPr>
         <w:pStyle w:val="BodyText"/>
-        <w:spacing w:before="120" w:after="120" w:line="240" w:lineRule="auto"/>
+        <w:keepNext/>
+        <w:spacing w:before="120" w:after="40" w:line="240" w:lineRule="auto"/>
         <w:jc w:val="center"/>
       </w:pPr>
       <w:r>
@@ -15555,7 +15642,7 @@
       <w:r>
         <w:drawing>
           <wp:inline>
-            <wp:extent cx="2520000" cy="1744285"/>
+            <wp:extent cx="2704511" cy="1872000"/>
             <wp:effectExtent b="0" l="0" r="0" t="0"/>
             <wp:docPr descr="" title="" id="61" name="Picture"/>
             <a:graphic>
@@ -15576,7 +15663,7 @@
                   <pic:spPr bwMode="auto">
                     <a:xfrm>
                       <a:off x="0" y="0"/>
-                      <a:ext cx="2520000" cy="1744285"/>
+                      <a:ext cx="2704511" cy="1872000"/>
                     </a:xfrm>
                     <a:prstGeom prst="rect">
                       <a:avLst/>
@@ -15598,7 +15685,8 @@
     <w:p>
       <w:pPr>
         <w:pStyle w:val="BodyText"/>
-        <w:spacing w:before="120" w:after="120" w:line="240" w:lineRule="auto"/>
+        <w:keepNext/>
+        <w:spacing w:before="120" w:after="40" w:line="240" w:lineRule="auto"/>
         <w:jc w:val="center"/>
       </w:pPr>
       <w:r>
@@ -16140,7 +16228,7 @@
       <w:r>
         <w:drawing>
           <wp:inline>
-            <wp:extent cx="2520000" cy="1008000"/>
+            <wp:extent cx="3024000" cy="1209600"/>
             <wp:effectExtent b="0" l="0" r="0" t="0"/>
             <wp:docPr descr="" title="" id="64" name="Picture"/>
             <a:graphic>
@@ -16161,7 +16249,7 @@
                   <pic:spPr bwMode="auto">
                     <a:xfrm>
                       <a:off x="0" y="0"/>
-                      <a:ext cx="2520000" cy="1008000"/>
+                      <a:ext cx="3024000" cy="1209600"/>
                     </a:xfrm>
                     <a:prstGeom prst="rect">
                       <a:avLst/>
@@ -16307,7 +16395,7 @@
       </w:r>
     </w:p>
     <w:bookmarkEnd w:id="66"/>
-    <w:bookmarkStart w:id="79" w:name="第-10-题13-分"/>
+    <w:bookmarkStart w:id="79" w:name="第-10-题13-分半导体材料的晶体结构"/>
     <w:p>
       <w:pPr>
         <w:pStyle w:val="Heading3"/>
@@ -16334,7 +16422,7 @@
         <w:rPr>
           <w:rFonts w:ascii="Times New Roman" w:hAnsi="Times New Roman" w:cs="Times New Roman" w:eastAsia="SimSun"/>
         </w:rPr>
-        <w:t xml:space="preserve">分）</w:t>
+        <w:t xml:space="preserve">分）半导体材料的晶体结构</w:t>
       </w:r>
     </w:p>
     <w:p>
@@ -16680,13 +16768,14 @@
       <w:tblPr>
         <w:tblStyle w:val="Table"/>
         <w:tblW w:type="dxa" w:w="9752"/>
+        <w:jc w:val="center"/>
         <w:tblBorders>
-          <w:top w:val="single" w:sz="6" w:space="0" w:color="000000"/>
-          <w:left w:val="single" w:sz="6" w:space="0" w:color="000000"/>
-          <w:bottom w:val="single" w:sz="6" w:space="0" w:color="000000"/>
-          <w:right w:val="single" w:sz="6" w:space="0" w:color="000000"/>
-          <w:insideH w:val="single" w:sz="6" w:space="0" w:color="000000"/>
-          <w:insideV w:val="single" w:sz="6" w:space="0" w:color="000000"/>
+          <w:top w:val="nil"/>
+          <w:left w:val="nil"/>
+          <w:bottom w:val="nil"/>
+          <w:right w:val="nil"/>
+          <w:insideH w:val="nil"/>
+          <w:insideV w:val="nil"/>
         </w:tblBorders>
         <w:tblLayout w:type="fixed"/>
         <w:tblLook w:firstRow="0" w:lastRow="0" w:firstColumn="0" w:lastColumn="0" w:noHBand="0" w:noVBand="0" w:val="0000"/>
@@ -16927,13 +17016,14 @@
       <w:tblPr>
         <w:tblStyle w:val="Table"/>
         <w:tblW w:type="dxa" w:w="9752"/>
+        <w:jc w:val="center"/>
         <w:tblBorders>
-          <w:top w:val="single" w:sz="6" w:space="0" w:color="000000"/>
-          <w:left w:val="single" w:sz="6" w:space="0" w:color="000000"/>
-          <w:bottom w:val="single" w:sz="6" w:space="0" w:color="000000"/>
-          <w:right w:val="single" w:sz="6" w:space="0" w:color="000000"/>
-          <w:insideH w:val="single" w:sz="6" w:space="0" w:color="000000"/>
-          <w:insideV w:val="single" w:sz="6" w:space="0" w:color="000000"/>
+          <w:top w:val="nil"/>
+          <w:left w:val="nil"/>
+          <w:bottom w:val="nil"/>
+          <w:right w:val="nil"/>
+          <w:insideH w:val="nil"/>
+          <w:insideV w:val="nil"/>
         </w:tblBorders>
         <w:tblLayout w:type="fixed"/>
         <w:tblLook w:firstRow="0" w:lastRow="0" w:firstColumn="0" w:lastColumn="0" w:noHBand="0" w:noVBand="0" w:val="0000"/>

--- a/00-首页/题组Word/初赛模拟卷/真题版式/初赛模拟卷XV（非有机·学生版·真题版式）.docx
+++ b/00-首页/题组Word/初赛模拟卷/真题版式/初赛模拟卷XV（非有机·学生版·真题版式）.docx
@@ -6576,13 +6576,13 @@
         <w:t xml:space="preserve">层组成，晶胞参数</w:t>
       </w:r>
       <w:r>
-        <w:t xml:space="preserve"> a = 4.568 nm, c = 7.230 </w:t>
-      </w:r>
-      <w:r>
-        <w:rPr>
-          <w:rFonts w:ascii="Times New Roman" w:hAnsi="Times New Roman" w:cs="Times New Roman" w:eastAsia="SimSun"/>
-        </w:rPr>
-        <w:t xml:space="preserve">nm，其中一个</w:t>
+        <w:t xml:space="preserve"> a = 4.568 Å, c = 7.230 </w:t>
+      </w:r>
+      <w:r>
+        <w:rPr>
+          <w:rFonts w:ascii="Times New Roman" w:hAnsi="Times New Roman" w:cs="Times New Roman" w:eastAsia="SimSun"/>
+        </w:rPr>
+        <w:t xml:space="preserve">Å，其中一个</w:t>
       </w:r>
       <w:r>
         <w:t xml:space="preserve"> Sb </w:t>
@@ -6710,7 +6710,7 @@
         <w:t xml:space="preserve">键长为</w:t>
       </w:r>
       <w:r>
-        <w:t xml:space="preserve"> 2.933 nm。</w:t>
+        <w:t xml:space="preserve"> 2.933 Å。</w:t>
       </w:r>
     </w:p>
     <w:p>
@@ -7468,7 +7468,7 @@
         <w:t xml:space="preserve">结构与在</w:t>
       </w:r>
       <w:r>
-        <w:t xml:space="preserve"> 5-3-2 </w:t>
+        <w:t xml:space="preserve"> 3-3-2 </w:t>
       </w:r>
       <w:r>
         <w:rPr>

--- a/00-首页/题组Word/初赛模拟卷/真题版式/初赛模拟卷XV（非有机·学生版·真题版式）.docx
+++ b/00-首页/题组Word/初赛模拟卷/真题版式/初赛模拟卷XV（非有机·学生版·真题版式）.docx
@@ -14642,7 +14642,7 @@
         <w:rPr>
           <w:rFonts w:ascii="Times New Roman" w:hAnsi="Times New Roman" w:cs="Times New Roman" w:eastAsia="SimSun"/>
         </w:rPr>
-        <w:t xml:space="preserve">）通过共顶点的方式相互连接两种晶型在(001)方向上的投影图如下所示。</w:t>
+        <w:t xml:space="preserve">）通过共顶点的方式相互连接。两种晶型在(001)方向上的投影图如下所示。</w:t>
       </w:r>
     </w:p>
     <w:p>
@@ -16715,7 +16715,7 @@
         <w:rPr>
           <w:rFonts w:ascii="Times New Roman" w:hAnsi="Times New Roman" w:cs="Times New Roman" w:eastAsia="SimSun"/>
         </w:rPr>
-        <w:t xml:space="preserve">沪灰色大球为</w:t>
+        <w:t xml:space="preserve">浅灰色大球为</w:t>
       </w:r>
       <w:r>
         <w:t xml:space="preserve"> </w:t>

--- a/00-首页/题组Word/初赛模拟卷/真题版式/初赛模拟卷XV（非有机·学生版·真题版式）.docx
+++ b/00-首页/题组Word/初赛模拟卷/真题版式/初赛模拟卷XV（非有机·学生版·真题版式）.docx
@@ -16805,7 +16805,7 @@
                     <a:graphicData uri="http://schemas.openxmlformats.org/drawingml/2006/picture">
                       <pic:pic>
                         <pic:nvPicPr>
-                          <pic:cNvPr descr="f4df0a6065155cd2b7ab69c189eb2834986d59696063cb709e36fdbbac77fea3.jpg" id="69" name="Picture"/>
+                          <pic:cNvPr descr="dc6a45607eec5bffafabd71e1ac72249c6af378f3d893187615547faaecf67c9.jpg" id="69" name="Picture"/>
                           <pic:cNvPicPr>
                             <a:picLocks noChangeArrowheads="1" noChangeAspect="1"/>
                           </pic:cNvPicPr>
@@ -17107,7 +17107,7 @@
                     <a:graphicData uri="http://schemas.openxmlformats.org/drawingml/2006/picture">
                       <pic:pic>
                         <pic:nvPicPr>
-                          <pic:cNvPr descr="00c6ede6e9c62616419a5a87e306e1a10876f3cabca638b3c9f04dd427bc7ec5.jpg" id="78" name="Picture"/>
+                          <pic:cNvPr descr="72595a8ea67e133bc94d8c9819fbe049b2500e3d013ae4e0e534591124bb6b42.jpg" id="78" name="Picture"/>
                           <pic:cNvPicPr>
                             <a:picLocks noChangeArrowheads="1" noChangeAspect="1"/>
                           </pic:cNvPicPr>

--- a/00-首页/题组Word/初赛模拟卷/真题版式/初赛模拟卷XV（非有机·学生版·真题版式）.docx
+++ b/00-首页/题组Word/初赛模拟卷/真题版式/初赛模拟卷XV（非有机·学生版·真题版式）.docx
@@ -2,7 +2,7 @@
 <file path=word/document.xml><?xml version="1.0" encoding="utf-8"?>
 <w:document xmlns:w="http://schemas.openxmlformats.org/wordprocessingml/2006/main" xmlns:m="http://schemas.openxmlformats.org/officeDocument/2006/math" xmlns:r="http://schemas.openxmlformats.org/officeDocument/2006/relationships" xmlns:o="urn:schemas-microsoft-com:office:office" xmlns:v="urn:schemas-microsoft-com:vml" xmlns:w10="urn:schemas-microsoft-com:office:word" xmlns:a="http://schemas.openxmlformats.org/drawingml/2006/main" xmlns:pic="http://schemas.openxmlformats.org/drawingml/2006/picture" xmlns:wp="http://schemas.openxmlformats.org/drawingml/2006/wordprocessingDrawing">
   <w:body>
-    <w:bookmarkStart w:id="81" w:name="初赛模拟卷-xv非有机"/>
+    <w:bookmarkStart w:id="75" w:name="初赛模拟卷-xv非有机"/>
     <w:p>
       <w:pPr>
         <w:pStyle w:val="Heading1"/>
@@ -23,7 +23,7 @@
         <w:t xml:space="preserve">XV（非有机）</w:t>
       </w:r>
     </w:p>
-    <w:bookmarkStart w:id="80" w:name="第一部分-晶体结构第-110-题共-130-分"/>
+    <w:bookmarkStart w:id="74" w:name="第一部分-晶体结构第-110-题共-130-分"/>
     <w:p>
       <w:pPr>
         <w:pStyle w:val="Heading2"/>
@@ -15419,7 +15419,7 @@
       </w:r>
     </w:p>
     <w:bookmarkEnd w:id="59"/>
-    <w:bookmarkStart w:id="66" w:name="第-9-题13-分镍盐的结构演变"/>
+    <w:bookmarkStart w:id="60" w:name="第-9-题13-分镍盐的结构演变"/>
     <w:p>
       <w:pPr>
         <w:pStyle w:val="Heading3"/>
@@ -15577,9 +15577,7 @@
     <w:p>
       <w:pPr>
         <w:pStyle w:val="BodyText"/>
-        <w:keepNext/>
-        <w:spacing w:before="120" w:after="40" w:line="240" w:lineRule="auto"/>
-        <w:jc w:val="center"/>
+        <w:spacing w:before="0" w:after="0" w:line="276" w:lineRule="auto"/>
       </w:pPr>
       <w:r>
         <w:t xml:space="preserve">9-2 </w:t>
@@ -15639,56 +15637,6 @@
       <w:r>
         <w:t xml:space="preserve"> </w:t>
       </w:r>
-      <w:r>
-        <w:drawing>
-          <wp:inline>
-            <wp:extent cx="2704511" cy="1872000"/>
-            <wp:effectExtent b="0" l="0" r="0" t="0"/>
-            <wp:docPr descr="" title="" id="61" name="Picture"/>
-            <a:graphic>
-              <a:graphicData uri="http://schemas.openxmlformats.org/drawingml/2006/picture">
-                <pic:pic>
-                  <pic:nvPicPr>
-                    <pic:cNvPr descr="023f35336b6db2d52e185a1347bf2d79c9134b8f19ff67540c9c049b6b8c0977.jpg" id="62" name="Picture"/>
-                    <pic:cNvPicPr>
-                      <a:picLocks noChangeArrowheads="1" noChangeAspect="1"/>
-                    </pic:cNvPicPr>
-                  </pic:nvPicPr>
-                  <pic:blipFill>
-                    <a:blip r:embed="rId60"/>
-                    <a:stretch>
-                      <a:fillRect/>
-                    </a:stretch>
-                  </pic:blipFill>
-                  <pic:spPr bwMode="auto">
-                    <a:xfrm>
-                      <a:off x="0" y="0"/>
-                      <a:ext cx="2704511" cy="1872000"/>
-                    </a:xfrm>
-                    <a:prstGeom prst="rect">
-                      <a:avLst/>
-                    </a:prstGeom>
-                    <a:noFill/>
-                    <a:ln w="9525">
-                      <a:noFill/>
-                      <a:headEnd/>
-                      <a:tailEnd/>
-                    </a:ln>
-                  </pic:spPr>
-                </pic:pic>
-              </a:graphicData>
-            </a:graphic>
-          </wp:inline>
-        </w:drawing>
-      </w:r>
-    </w:p>
-    <w:p>
-      <w:pPr>
-        <w:pStyle w:val="BodyText"/>
-        <w:keepNext/>
-        <w:spacing w:before="120" w:after="40" w:line="240" w:lineRule="auto"/>
-        <w:jc w:val="center"/>
-      </w:pPr>
       <w:r>
         <w:t xml:space="preserve">9-3-1 A </w:t>
       </w:r>
@@ -16226,176 +16174,128 @@
         <w:t xml:space="preserve"> </w:t>
       </w:r>
       <w:r>
-        <w:drawing>
-          <wp:inline>
-            <wp:extent cx="3024000" cy="1209600"/>
-            <wp:effectExtent b="0" l="0" r="0" t="0"/>
-            <wp:docPr descr="" title="" id="64" name="Picture"/>
-            <a:graphic>
-              <a:graphicData uri="http://schemas.openxmlformats.org/drawingml/2006/picture">
-                <pic:pic>
-                  <pic:nvPicPr>
-                    <pic:cNvPr descr="809216ae313611ed60a11ef331d05e09bc0d97d75f2c7a3a3a09e67462fe5747.jpg" id="65" name="Picture"/>
-                    <pic:cNvPicPr>
-                      <a:picLocks noChangeArrowheads="1" noChangeAspect="1"/>
-                    </pic:cNvPicPr>
-                  </pic:nvPicPr>
-                  <pic:blipFill>
-                    <a:blip r:embed="rId63"/>
-                    <a:stretch>
-                      <a:fillRect/>
-                    </a:stretch>
-                  </pic:blipFill>
-                  <pic:spPr bwMode="auto">
-                    <a:xfrm>
-                      <a:off x="0" y="0"/>
-                      <a:ext cx="3024000" cy="1209600"/>
-                    </a:xfrm>
-                    <a:prstGeom prst="rect">
-                      <a:avLst/>
-                    </a:prstGeom>
-                    <a:noFill/>
-                    <a:ln w="9525">
-                      <a:noFill/>
-                      <a:headEnd/>
-                      <a:tailEnd/>
-                    </a:ln>
-                  </pic:spPr>
-                </pic:pic>
-              </a:graphicData>
-            </a:graphic>
-          </wp:inline>
-        </w:drawing>
+        <w:t xml:space="preserve">9-7 </w:t>
+      </w:r>
+      <w:r>
+        <w:rPr>
+          <w:rFonts w:ascii="Times New Roman" w:hAnsi="Times New Roman" w:cs="Times New Roman" w:eastAsia="SimSun"/>
+        </w:rPr>
+        <w:t xml:space="preserve">盐类</w:t>
+      </w:r>
+      <w:r>
+        <w:t xml:space="preserve"> F </w:t>
+      </w:r>
+      <w:r>
+        <w:rPr>
+          <w:rFonts w:ascii="Times New Roman" w:hAnsi="Times New Roman" w:cs="Times New Roman" w:eastAsia="SimSun"/>
+        </w:rPr>
+        <w:t xml:space="preserve">是除</w:t>
+      </w:r>
+      <w:r>
+        <w:t xml:space="preserve"> A </w:t>
+      </w:r>
+      <w:r>
+        <w:rPr>
+          <w:rFonts w:ascii="Times New Roman" w:hAnsi="Times New Roman" w:cs="Times New Roman" w:eastAsia="SimSun"/>
+        </w:rPr>
+        <w:t xml:space="preserve">以外另一种较为经典的高价镍化合物，由</w:t>
+      </w:r>
+      <w:r>
+        <w:t xml:space="preserve"> </w:t>
+      </w:r>
+      <w:r>
+        <w:rPr>
+          <w:rFonts w:ascii="Times New Roman" w:hAnsi="Times New Roman" w:cs="Times New Roman" w:eastAsia="SimSun"/>
+        </w:rPr>
+        <w:t xml:space="preserve">X、Y、钾、镍四种元素组成。由</w:t>
+      </w:r>
+      <w:r>
+        <w:t xml:space="preserve"> Y </w:t>
+      </w:r>
+      <w:r>
+        <w:rPr>
+          <w:rFonts w:ascii="Times New Roman" w:hAnsi="Times New Roman" w:cs="Times New Roman" w:eastAsia="SimSun"/>
+        </w:rPr>
+        <w:t xml:space="preserve">原子形成的密堆积层在晶胞中进行六方最密堆积且一个晶胞内有两个密堆积层。X</w:t>
+      </w:r>
+      <w:r>
+        <w:t xml:space="preserve"> </w:t>
+      </w:r>
+      <w:r>
+        <w:rPr>
+          <w:rFonts w:ascii="Times New Roman" w:hAnsi="Times New Roman" w:cs="Times New Roman" w:eastAsia="SimSun"/>
+        </w:rPr>
+        <w:t xml:space="preserve">和镍按</w:t>
+      </w:r>
+      <w:r>
+        <w:t xml:space="preserve"> 1:1 </w:t>
+      </w:r>
+      <w:r>
+        <w:rPr>
+          <w:rFonts w:ascii="Times New Roman" w:hAnsi="Times New Roman" w:cs="Times New Roman" w:eastAsia="SimSun"/>
+        </w:rPr>
+        <w:t xml:space="preserve">的比例填入同一层的部分八面体空隙，使得每个</w:t>
+      </w:r>
+      <w:r>
+        <w:t xml:space="preserve"> Y </w:t>
+      </w:r>
+      <w:r>
+        <w:rPr>
+          <w:rFonts w:ascii="Times New Roman" w:hAnsi="Times New Roman" w:cs="Times New Roman" w:eastAsia="SimSun"/>
+        </w:rPr>
+        <w:t xml:space="preserve">原子周围有且仅有一个</w:t>
+      </w:r>
+      <w:r>
+        <w:t xml:space="preserve"> </w:t>
+      </w:r>
+      <w:r>
+        <w:rPr>
+          <w:rFonts w:ascii="Times New Roman" w:hAnsi="Times New Roman" w:cs="Times New Roman" w:eastAsia="SimSun"/>
+        </w:rPr>
+        <w:t xml:space="preserve">X；钾原子填入另一层的部分八面体空隙，使得沿</w:t>
+      </w:r>
+      <w:r>
+        <w:t xml:space="preserve"> c </w:t>
+      </w:r>
+      <w:r>
+        <w:rPr>
+          <w:rFonts w:ascii="Times New Roman" w:hAnsi="Times New Roman" w:cs="Times New Roman" w:eastAsia="SimSun"/>
+        </w:rPr>
+        <w:t xml:space="preserve">轴观察时，投影图中的</w:t>
+      </w:r>
+      <w:r>
+        <w:t xml:space="preserve"> </w:t>
+      </w:r>
+      <w:r>
+        <w:rPr>
+          <w:rFonts w:ascii="Times New Roman" w:hAnsi="Times New Roman" w:cs="Times New Roman" w:eastAsia="SimSun"/>
+        </w:rPr>
+        <w:t xml:space="preserve">X、钾、镍的排布呈平面密堆积。X、Y</w:t>
+      </w:r>
+      <w:r>
+        <w:t xml:space="preserve"> </w:t>
+      </w:r>
+      <w:r>
+        <w:rPr>
+          <w:rFonts w:ascii="Times New Roman" w:hAnsi="Times New Roman" w:cs="Times New Roman" w:eastAsia="SimSun"/>
+        </w:rPr>
+        <w:t xml:space="preserve">均为主族元素，F</w:t>
+      </w:r>
+      <w:r>
+        <w:t xml:space="preserve"> </w:t>
+      </w:r>
+      <w:r>
+        <w:rPr>
+          <w:rFonts w:ascii="Times New Roman" w:hAnsi="Times New Roman" w:cs="Times New Roman" w:eastAsia="SimSun"/>
+        </w:rPr>
+        <w:t xml:space="preserve">含</w:t>
+      </w:r>
+      <w:r>
+        <w:t xml:space="preserve"> Y 29.94%。</w:t>
       </w:r>
     </w:p>
-    <w:p>
-      <w:pPr>
-        <w:pStyle w:val="BodyText"/>
-        <w:spacing w:before="0" w:after="0" w:line="276" w:lineRule="auto"/>
-      </w:pPr>
-      <w:r>
-        <w:t xml:space="preserve">9-7 </w:t>
-      </w:r>
-      <w:r>
-        <w:rPr>
-          <w:rFonts w:ascii="Times New Roman" w:hAnsi="Times New Roman" w:cs="Times New Roman" w:eastAsia="SimSun"/>
-        </w:rPr>
-        <w:t xml:space="preserve">盐类</w:t>
-      </w:r>
-      <w:r>
-        <w:t xml:space="preserve"> F </w:t>
-      </w:r>
-      <w:r>
-        <w:rPr>
-          <w:rFonts w:ascii="Times New Roman" w:hAnsi="Times New Roman" w:cs="Times New Roman" w:eastAsia="SimSun"/>
-        </w:rPr>
-        <w:t xml:space="preserve">是除</w:t>
-      </w:r>
-      <w:r>
-        <w:t xml:space="preserve"> A </w:t>
-      </w:r>
-      <w:r>
-        <w:rPr>
-          <w:rFonts w:ascii="Times New Roman" w:hAnsi="Times New Roman" w:cs="Times New Roman" w:eastAsia="SimSun"/>
-        </w:rPr>
-        <w:t xml:space="preserve">以外另一种较为经典的高价镍化合物，由</w:t>
-      </w:r>
-      <w:r>
-        <w:t xml:space="preserve"> </w:t>
-      </w:r>
-      <w:r>
-        <w:rPr>
-          <w:rFonts w:ascii="Times New Roman" w:hAnsi="Times New Roman" w:cs="Times New Roman" w:eastAsia="SimSun"/>
-        </w:rPr>
-        <w:t xml:space="preserve">X、Y、钾、镍四种元素组成。由</w:t>
-      </w:r>
-      <w:r>
-        <w:t xml:space="preserve"> Y </w:t>
-      </w:r>
-      <w:r>
-        <w:rPr>
-          <w:rFonts w:ascii="Times New Roman" w:hAnsi="Times New Roman" w:cs="Times New Roman" w:eastAsia="SimSun"/>
-        </w:rPr>
-        <w:t xml:space="preserve">原子形成的密堆积层在晶胞中进行六方最密堆积且一个晶胞内有两个密堆积层。X</w:t>
-      </w:r>
-      <w:r>
-        <w:t xml:space="preserve"> </w:t>
-      </w:r>
-      <w:r>
-        <w:rPr>
-          <w:rFonts w:ascii="Times New Roman" w:hAnsi="Times New Roman" w:cs="Times New Roman" w:eastAsia="SimSun"/>
-        </w:rPr>
-        <w:t xml:space="preserve">和镍按</w:t>
-      </w:r>
-      <w:r>
-        <w:t xml:space="preserve"> 1:1 </w:t>
-      </w:r>
-      <w:r>
-        <w:rPr>
-          <w:rFonts w:ascii="Times New Roman" w:hAnsi="Times New Roman" w:cs="Times New Roman" w:eastAsia="SimSun"/>
-        </w:rPr>
-        <w:t xml:space="preserve">的比例填入同一层的部分八面体空隙，使得每个</w:t>
-      </w:r>
-      <w:r>
-        <w:t xml:space="preserve"> Y </w:t>
-      </w:r>
-      <w:r>
-        <w:rPr>
-          <w:rFonts w:ascii="Times New Roman" w:hAnsi="Times New Roman" w:cs="Times New Roman" w:eastAsia="SimSun"/>
-        </w:rPr>
-        <w:t xml:space="preserve">原子周围有且仅有一个</w:t>
-      </w:r>
-      <w:r>
-        <w:t xml:space="preserve"> </w:t>
-      </w:r>
-      <w:r>
-        <w:rPr>
-          <w:rFonts w:ascii="Times New Roman" w:hAnsi="Times New Roman" w:cs="Times New Roman" w:eastAsia="SimSun"/>
-        </w:rPr>
-        <w:t xml:space="preserve">X；钾原子填入另一层的部分八面体空隙，使得沿</w:t>
-      </w:r>
-      <w:r>
-        <w:t xml:space="preserve"> c </w:t>
-      </w:r>
-      <w:r>
-        <w:rPr>
-          <w:rFonts w:ascii="Times New Roman" w:hAnsi="Times New Roman" w:cs="Times New Roman" w:eastAsia="SimSun"/>
-        </w:rPr>
-        <w:t xml:space="preserve">轴观察时，投影图中的</w:t>
-      </w:r>
-      <w:r>
-        <w:t xml:space="preserve"> </w:t>
-      </w:r>
-      <w:r>
-        <w:rPr>
-          <w:rFonts w:ascii="Times New Roman" w:hAnsi="Times New Roman" w:cs="Times New Roman" w:eastAsia="SimSun"/>
-        </w:rPr>
-        <w:t xml:space="preserve">X、钾、镍的排布呈平面密堆积。X、Y</w:t>
-      </w:r>
-      <w:r>
-        <w:t xml:space="preserve"> </w:t>
-      </w:r>
-      <w:r>
-        <w:rPr>
-          <w:rFonts w:ascii="Times New Roman" w:hAnsi="Times New Roman" w:cs="Times New Roman" w:eastAsia="SimSun"/>
-        </w:rPr>
-        <w:t xml:space="preserve">均为主族元素，F</w:t>
-      </w:r>
-      <w:r>
-        <w:t xml:space="preserve"> </w:t>
-      </w:r>
-      <w:r>
-        <w:rPr>
-          <w:rFonts w:ascii="Times New Roman" w:hAnsi="Times New Roman" w:cs="Times New Roman" w:eastAsia="SimSun"/>
-        </w:rPr>
-        <w:t xml:space="preserve">含</w:t>
-      </w:r>
-      <w:r>
-        <w:t xml:space="preserve"> Y 29.94%。</w:t>
-      </w:r>
-    </w:p>
-    <w:bookmarkEnd w:id="66"/>
-    <w:bookmarkStart w:id="79" w:name="第-10-题13-分半导体材料的晶体结构"/>
+    <w:bookmarkEnd w:id="60"/>
+    <w:bookmarkStart w:id="73" w:name="第-10-题13-分半导体材料的晶体结构"/>
     <w:p>
       <w:pPr>
         <w:pStyle w:val="Heading3"/>
@@ -16800,18 +16700,18 @@
                 <wp:inline>
                   <wp:extent cx="2344546" cy="1655998"/>
                   <wp:effectExtent b="0" l="0" r="0" t="0"/>
-                  <wp:docPr descr="" title="" id="68" name="Picture"/>
+                  <wp:docPr descr="" title="" id="62" name="Picture"/>
                   <a:graphic>
                     <a:graphicData uri="http://schemas.openxmlformats.org/drawingml/2006/picture">
                       <pic:pic>
                         <pic:nvPicPr>
-                          <pic:cNvPr descr="dc6a45607eec5bffafabd71e1ac72249c6af378f3d893187615547faaecf67c9.jpg" id="69" name="Picture"/>
+                          <pic:cNvPr descr="dc6a45607eec5bffafabd71e1ac72249c6af378f3d893187615547faaecf67c9.jpg" id="63" name="Picture"/>
                           <pic:cNvPicPr>
                             <a:picLocks noChangeArrowheads="1" noChangeAspect="1"/>
                           </pic:cNvPicPr>
                         </pic:nvPicPr>
                         <pic:blipFill>
-                          <a:blip r:embed="rId67"/>
+                          <a:blip r:embed="rId61"/>
                           <a:stretch>
                             <a:fillRect/>
                           </a:stretch>
@@ -16854,18 +16754,18 @@
                 <wp:inline>
                   <wp:extent cx="1088666" cy="1655999"/>
                   <wp:effectExtent b="0" l="0" r="0" t="0"/>
-                  <wp:docPr descr="" title="" id="71" name="Picture"/>
+                  <wp:docPr descr="" title="" id="65" name="Picture"/>
                   <a:graphic>
                     <a:graphicData uri="http://schemas.openxmlformats.org/drawingml/2006/picture">
                       <pic:pic>
                         <pic:nvPicPr>
-                          <pic:cNvPr descr="9576157cb99c7fb5cfe261317780ccbaf7bd7e0bdd112a6ab492c0ea1fe8cc7c.jpg" id="72" name="Picture"/>
+                          <pic:cNvPr descr="9576157cb99c7fb5cfe261317780ccbaf7bd7e0bdd112a6ab492c0ea1fe8cc7c.jpg" id="66" name="Picture"/>
                           <pic:cNvPicPr>
                             <a:picLocks noChangeArrowheads="1" noChangeAspect="1"/>
                           </pic:cNvPicPr>
                         </pic:nvPicPr>
                         <pic:blipFill>
-                          <a:blip r:embed="rId70"/>
+                          <a:blip r:embed="rId64"/>
                           <a:stretch>
                             <a:fillRect/>
                           </a:stretch>
@@ -17048,18 +16948,18 @@
                 <wp:inline>
                   <wp:extent cx="2406600" cy="1209057"/>
                   <wp:effectExtent b="0" l="0" r="0" t="0"/>
-                  <wp:docPr descr="" title="" id="74" name="Picture"/>
+                  <wp:docPr descr="" title="" id="68" name="Picture"/>
                   <a:graphic>
                     <a:graphicData uri="http://schemas.openxmlformats.org/drawingml/2006/picture">
                       <pic:pic>
                         <pic:nvPicPr>
-                          <pic:cNvPr descr="10678272364a7915e2aafad3206c587dd9f5b01cc321d6e71fff2c587ed97f2e.jpg" id="75" name="Picture"/>
+                          <pic:cNvPr descr="10678272364a7915e2aafad3206c587dd9f5b01cc321d6e71fff2c587ed97f2e.jpg" id="69" name="Picture"/>
                           <pic:cNvPicPr>
                             <a:picLocks noChangeArrowheads="1" noChangeAspect="1"/>
                           </pic:cNvPicPr>
                         </pic:nvPicPr>
                         <pic:blipFill>
-                          <a:blip r:embed="rId73"/>
+                          <a:blip r:embed="rId67"/>
                           <a:stretch>
                             <a:fillRect/>
                           </a:stretch>
@@ -17102,18 +17002,18 @@
                 <wp:inline>
                   <wp:extent cx="2406600" cy="1435592"/>
                   <wp:effectExtent b="0" l="0" r="0" t="0"/>
-                  <wp:docPr descr="" title="" id="77" name="Picture"/>
+                  <wp:docPr descr="" title="" id="71" name="Picture"/>
                   <a:graphic>
                     <a:graphicData uri="http://schemas.openxmlformats.org/drawingml/2006/picture">
                       <pic:pic>
                         <pic:nvPicPr>
-                          <pic:cNvPr descr="72595a8ea67e133bc94d8c9819fbe049b2500e3d013ae4e0e534591124bb6b42.jpg" id="78" name="Picture"/>
+                          <pic:cNvPr descr="72595a8ea67e133bc94d8c9819fbe049b2500e3d013ae4e0e534591124bb6b42.jpg" id="72" name="Picture"/>
                           <pic:cNvPicPr>
                             <a:picLocks noChangeArrowheads="1" noChangeAspect="1"/>
                           </pic:cNvPicPr>
                         </pic:nvPicPr>
                         <pic:blipFill>
-                          <a:blip r:embed="rId76"/>
+                          <a:blip r:embed="rId70"/>
                           <a:stretch>
                             <a:fillRect/>
                           </a:stretch>
@@ -17403,9 +17303,9 @@
         <w:t xml:space="preserve">两种元素的价态。</w:t>
       </w:r>
     </w:p>
-    <w:bookmarkEnd w:id="79"/>
-    <w:bookmarkEnd w:id="80"/>
-    <w:bookmarkEnd w:id="81"/>
+    <w:bookmarkEnd w:id="73"/>
+    <w:bookmarkEnd w:id="74"/>
+    <w:bookmarkEnd w:id="75"/>
     <w:sectPr>
       <w:footerReference r:id="rId9" w:type="default"/>
       <w:headerReference r:id="rId10" w:type="default"/>

--- a/00-首页/题组Word/初赛模拟卷/真题版式/初赛模拟卷XV（非有机·学生版·真题版式）.docx
+++ b/00-首页/题组Word/初赛模拟卷/真题版式/初赛模拟卷XV（非有机·学生版·真题版式）.docx
@@ -9097,34 +9097,27 @@
       </w:r>
       <m:oMath>
         <m:r>
-          <m:rPr>
-            <m:sty m:val="p"/>
-          </m:rPr>
-          <w:rPr>
-            <w:rFonts w:ascii="Times New Roman" w:hAnsi="Times New Roman" w:cs="Times New Roman" w:eastAsia="SimSun"/>
-          </w:rPr>
-          <m:t>a</m:t>
-        </m:r>
-        <m:r>
-          <m:rPr>
-            <m:sty m:val="p"/>
-          </m:rPr>
-          <w:rPr>
-            <w:rFonts w:ascii="Times New Roman" w:hAnsi="Times New Roman" w:cs="Times New Roman" w:eastAsia="SimSun"/>
-          </w:rPr>
-          <m:t>−</m:t>
-        </m:r>
-        <m:r>
-          <m:rPr>
-            <m:sty m:val="p"/>
-          </m:rPr>
-          <w:rPr>
-            <w:rFonts w:ascii="Times New Roman" w:hAnsi="Times New Roman" w:cs="Times New Roman" w:eastAsia="SimSun"/>
-          </w:rPr>
-          <m:t>A</m:t>
-        </m:r>
+          <w:rPr>
+            <w:rFonts w:ascii="Times New Roman" w:hAnsi="Times New Roman" w:cs="Times New Roman" w:eastAsia="SimSun"/>
+          </w:rPr>
+          <m:t>α</m:t>
+        </m:r>
+      </m:oMath>
+      <w:r>
+        <w:t xml:space="preserve">-</w:t>
+      </w:r>
+      <m:oMath>
         <m:sSub>
           <m:e>
+            <m:r>
+              <m:rPr>
+                <m:sty m:val="p"/>
+              </m:rPr>
+              <w:rPr>
+                <w:rFonts w:ascii="Times New Roman" w:hAnsi="Times New Roman" w:cs="Times New Roman" w:eastAsia="SimSun"/>
+              </w:rPr>
+              <m:t>A</m:t>
+            </m:r>
             <m:r>
               <m:rPr>
                 <m:sty m:val="p"/>
@@ -10051,7 +10044,7 @@
               <w:rPr>
                 <w:rFonts w:ascii="Times New Roman" w:hAnsi="Times New Roman" w:cs="Times New Roman" w:eastAsia="SimSun"/>
               </w:rPr>
-              <m:t>+</m:t>
+              <m:t>−</m:t>
             </m:r>
           </m:sup>
         </m:sSup>
@@ -10602,7 +10595,7 @@
       </w:r>
     </w:p>
     <w:bookmarkEnd w:id="41"/>
-    <w:bookmarkStart w:id="45" w:name="第-6-题13-分"/>
+    <w:bookmarkStart w:id="45" w:name="第-6-题13-分有机金属卤化物钙钛矿"/>
     <w:p>
       <w:pPr>
         <w:pStyle w:val="Heading3"/>
@@ -10629,7 +10622,7 @@
         <w:rPr>
           <w:rFonts w:ascii="Times New Roman" w:hAnsi="Times New Roman" w:cs="Times New Roman" w:eastAsia="SimSun"/>
         </w:rPr>
-        <w:t xml:space="preserve">分）</w:t>
+        <w:t xml:space="preserve">分）有机金属卤化物钙钛矿</w:t>
       </w:r>
     </w:p>
     <w:p>
@@ -13589,7 +13582,7 @@
         <w:rPr>
           <w:rFonts w:ascii="Times New Roman" w:hAnsi="Times New Roman" w:cs="Times New Roman" w:eastAsia="SimSun"/>
         </w:rPr>
-        <w:t xml:space="preserve">的距离(pm)以及晶体密度(g/cm³)如</w:t>
+        <w:t xml:space="preserve">的距离(pm)以及晶体密度(g/cm³)如下表所示：</w:t>
       </w:r>
     </w:p>
     <w:tbl>
@@ -15713,7 +15706,7 @@
         <w:t xml:space="preserve">Å，计算</w:t>
       </w:r>
       <w:r>
-        <w:t xml:space="preserve"> X </w:t>
+        <w:t xml:space="preserve"> A </w:t>
       </w:r>
       <w:r>
         <w:rPr>
@@ -17206,9 +17199,6 @@
           <m:t>5.2989</m:t>
         </m:r>
         <m:r>
-          <m:rPr>
-            <m:sty m:val="p"/>
-          </m:rPr>
           <w:rPr>
             <w:rFonts w:ascii="Times New Roman" w:hAnsi="Times New Roman" w:cs="Times New Roman" w:eastAsia="SimSun"/>
           </w:rPr>
@@ -17230,7 +17220,16 @@
           <w:rPr>
             <w:rFonts w:ascii="Times New Roman" w:hAnsi="Times New Roman" w:cs="Times New Roman" w:eastAsia="SimSun"/>
           </w:rPr>
-          <m:t>/</m:t>
+          <m:t>⋅</m:t>
+        </m:r>
+        <m:r>
+          <m:rPr>
+            <m:sty m:val="p"/>
+          </m:rPr>
+          <w:rPr>
+            <w:rFonts w:ascii="Times New Roman" w:hAnsi="Times New Roman" w:cs="Times New Roman" w:eastAsia="SimSun"/>
+          </w:rPr>
+          <m:t>c</m:t>
         </m:r>
         <m:sSup>
           <m:e>
@@ -17241,20 +17240,23 @@
               <w:rPr>
                 <w:rFonts w:ascii="Times New Roman" w:hAnsi="Times New Roman" w:cs="Times New Roman" w:eastAsia="SimSun"/>
               </w:rPr>
-              <m:t>c</m:t>
-            </m:r>
-            <m:r>
-              <m:rPr>
-                <m:sty m:val="p"/>
-              </m:rPr>
-              <w:rPr>
-                <w:rFonts w:ascii="Times New Roman" w:hAnsi="Times New Roman" w:cs="Times New Roman" w:eastAsia="SimSun"/>
-              </w:rPr>
               <m:t>m</m:t>
             </m:r>
           </m:e>
           <m:sup>
             <m:r>
+              <m:rPr>
+                <m:sty m:val="p"/>
+              </m:rPr>
+              <w:rPr>
+                <w:rFonts w:ascii="Times New Roman" w:hAnsi="Times New Roman" w:cs="Times New Roman" w:eastAsia="SimSun"/>
+              </w:rPr>
+              <m:t>−</m:t>
+            </m:r>
+            <m:r>
+              <m:rPr>
+                <m:sty m:val="p"/>
+              </m:rPr>
               <w:rPr>
                 <w:rFonts w:ascii="Times New Roman" w:hAnsi="Times New Roman" w:cs="Times New Roman" w:eastAsia="SimSun"/>
               </w:rPr>

--- a/00-首页/题组Word/初赛模拟卷/真题版式/初赛模拟卷XV（非有机·学生版·真题版式）.docx
+++ b/00-首页/题组Word/初赛模拟卷/真题版式/初赛模拟卷XV（非有机·学生版·真题版式）.docx
@@ -2,7 +2,7 @@
 <file path=word/document.xml><?xml version="1.0" encoding="utf-8"?>
 <w:document xmlns:w="http://schemas.openxmlformats.org/wordprocessingml/2006/main" xmlns:m="http://schemas.openxmlformats.org/officeDocument/2006/math" xmlns:r="http://schemas.openxmlformats.org/officeDocument/2006/relationships" xmlns:o="urn:schemas-microsoft-com:office:office" xmlns:v="urn:schemas-microsoft-com:vml" xmlns:w10="urn:schemas-microsoft-com:office:word" xmlns:a="http://schemas.openxmlformats.org/drawingml/2006/main" xmlns:pic="http://schemas.openxmlformats.org/drawingml/2006/picture" xmlns:wp="http://schemas.openxmlformats.org/drawingml/2006/wordprocessingDrawing">
   <w:body>
-    <w:bookmarkStart w:id="75" w:name="初赛模拟卷-xv非有机"/>
+    <w:bookmarkStart w:id="81" w:name="初赛模拟卷-xv非有机"/>
     <w:p>
       <w:pPr>
         <w:pStyle w:val="Heading1"/>
@@ -23,7 +23,7 @@
         <w:t xml:space="preserve">XV（非有机）</w:t>
       </w:r>
     </w:p>
-    <w:bookmarkStart w:id="74" w:name="第一部分-晶体结构第-110-题共-130-分"/>
+    <w:bookmarkStart w:id="80" w:name="第一部分-晶体结构第-110-题共-130-分"/>
     <w:p>
       <w:pPr>
         <w:pStyle w:val="Heading2"/>
@@ -9050,7 +9050,7 @@
       </w:r>
     </w:p>
     <w:bookmarkEnd w:id="34"/>
-    <w:bookmarkStart w:id="41" w:name="第-5-题13-分刚玉及其衍生结构的探究"/>
+    <w:bookmarkStart w:id="47" w:name="第-5-题13-分刚玉及其衍生结构的探究"/>
     <w:p>
       <w:pPr>
         <w:pStyle w:val="Heading3"/>
@@ -10540,16 +10540,67 @@
     <w:p>
       <w:pPr>
         <w:pStyle w:val="BodyText"/>
-        <w:spacing w:before="0" w:after="0" w:line="276" w:lineRule="auto"/>
+        <w:keepNext/>
+        <w:spacing w:before="120" w:after="40" w:line="240" w:lineRule="auto"/>
+        <w:jc w:val="center"/>
       </w:pPr>
       <w:r>
-        <w:t xml:space="preserve">5-3-2 </w:t>
-      </w:r>
-      <w:r>
-        <w:rPr>
-          <w:rFonts w:ascii="Times New Roman" w:hAnsi="Times New Roman" w:cs="Times New Roman" w:eastAsia="SimSun"/>
-        </w:rPr>
-        <w:t xml:space="preserve">确定该晶体的点阵形式和结构基元。</w:t>
+        <w:drawing>
+          <wp:inline>
+            <wp:extent cx="2650358" cy="1872000"/>
+            <wp:effectExtent b="0" l="0" r="0" t="0"/>
+            <wp:docPr descr="" title="" id="42" name="Picture"/>
+            <a:graphic>
+              <a:graphicData uri="http://schemas.openxmlformats.org/drawingml/2006/picture">
+                <pic:pic>
+                  <pic:nvPicPr>
+                    <pic:cNvPr descr="f4df0a6065155cd2b7ab69c189eb2834986d59696063cb709e36fdbbac77fea3.jpg" id="43" name="Picture"/>
+                    <pic:cNvPicPr>
+                      <a:picLocks noChangeArrowheads="1" noChangeAspect="1"/>
+                    </pic:cNvPicPr>
+                  </pic:nvPicPr>
+                  <pic:blipFill>
+                    <a:blip r:embed="rId41"/>
+                    <a:stretch>
+                      <a:fillRect/>
+                    </a:stretch>
+                  </pic:blipFill>
+                  <pic:spPr bwMode="auto">
+                    <a:xfrm>
+                      <a:off x="0" y="0"/>
+                      <a:ext cx="2650358" cy="1872000"/>
+                    </a:xfrm>
+                    <a:prstGeom prst="rect">
+                      <a:avLst/>
+                    </a:prstGeom>
+                    <a:noFill/>
+                    <a:ln w="9525">
+                      <a:noFill/>
+                      <a:headEnd/>
+                      <a:tailEnd/>
+                    </a:ln>
+                  </pic:spPr>
+                </pic:pic>
+              </a:graphicData>
+            </a:graphic>
+          </wp:inline>
+        </w:drawing>
+      </w:r>
+    </w:p>
+    <w:p>
+      <w:pPr>
+        <w:pStyle w:val="BodyText"/>
+        <w:spacing w:before="0" w:after="120" w:line="240" w:lineRule="auto"/>
+        <w:jc w:val="center"/>
+      </w:pPr>
+      <w:r>
+        <w:rPr>
+          <w:rFonts w:ascii="Times New Roman" w:hAnsi="Times New Roman" w:cs="Times New Roman" w:eastAsia="SimSun"/>
+        </w:rPr>
+        <w:t xml:space="preserve">图</w:t>
+      </w:r>
+      <w:r>
+        <w:t xml:space="preserve"> 1</w:t>
       </w:r>
     </w:p>
     <w:p>
@@ -10558,370 +10609,55 @@
         <w:spacing w:before="0" w:after="0" w:line="276" w:lineRule="auto"/>
       </w:pPr>
       <w:r>
-        <w:t xml:space="preserve">5-3-3 </w:t>
-      </w:r>
-      <w:r>
-        <w:rPr>
-          <w:rFonts w:ascii="Times New Roman" w:hAnsi="Times New Roman" w:cs="Times New Roman" w:eastAsia="SimSun"/>
-        </w:rPr>
-        <w:t xml:space="preserve">分别确定晶体中</w:t>
-      </w:r>
-      <w:r>
-        <w:t xml:space="preserve"> P </w:t>
-      </w:r>
-      <w:r>
-        <w:rPr>
-          <w:rFonts w:ascii="Times New Roman" w:hAnsi="Times New Roman" w:cs="Times New Roman" w:eastAsia="SimSun"/>
-        </w:rPr>
-        <w:t xml:space="preserve">离子、N</w:t>
-      </w:r>
-      <w:r>
-        <w:t xml:space="preserve"> </w:t>
-      </w:r>
-      <w:r>
-        <w:rPr>
-          <w:rFonts w:ascii="Times New Roman" w:hAnsi="Times New Roman" w:cs="Times New Roman" w:eastAsia="SimSun"/>
-        </w:rPr>
-        <w:t xml:space="preserve">离子对</w:t>
-      </w:r>
-      <w:r>
-        <w:t xml:space="preserve"> M </w:t>
-      </w:r>
-      <w:r>
-        <w:rPr>
-          <w:rFonts w:ascii="Times New Roman" w:hAnsi="Times New Roman" w:cs="Times New Roman" w:eastAsia="SimSun"/>
-        </w:rPr>
-        <w:t xml:space="preserve">离子的配位数(只计入最短距离和次短距离)，并计算配位原子间距。</w:t>
-      </w:r>
-    </w:p>
-    <w:bookmarkEnd w:id="41"/>
-    <w:bookmarkStart w:id="45" w:name="第-6-题13-分有机金属卤化物钙钛矿"/>
-    <w:p>
-      <w:pPr>
-        <w:pStyle w:val="Heading3"/>
-      </w:pPr>
-      <w:r>
-        <w:rPr>
-          <w:rFonts w:ascii="Times New Roman" w:hAnsi="Times New Roman" w:cs="Times New Roman" w:eastAsia="SimSun"/>
-        </w:rPr>
-        <w:t xml:space="preserve">第</w:t>
-      </w:r>
-      <w:r>
-        <w:t xml:space="preserve"> 6 </w:t>
-      </w:r>
-      <w:r>
-        <w:rPr>
-          <w:rFonts w:ascii="Times New Roman" w:hAnsi="Times New Roman" w:cs="Times New Roman" w:eastAsia="SimSun"/>
-        </w:rPr>
-        <w:t xml:space="preserve">题（13</w:t>
-      </w:r>
-      <w:r>
-        <w:t xml:space="preserve"> </w:t>
-      </w:r>
-      <w:r>
-        <w:rPr>
-          <w:rFonts w:ascii="Times New Roman" w:hAnsi="Times New Roman" w:cs="Times New Roman" w:eastAsia="SimSun"/>
-        </w:rPr>
-        <w:t xml:space="preserve">分）有机金属卤化物钙钛矿</w:t>
+        <w:t xml:space="preserve">5-3-2 </w:t>
+      </w:r>
+      <w:r>
+        <w:rPr>
+          <w:rFonts w:ascii="Times New Roman" w:hAnsi="Times New Roman" w:cs="Times New Roman" w:eastAsia="SimSun"/>
+        </w:rPr>
+        <w:t xml:space="preserve">确定该晶体的点阵形式和结构基元。</w:t>
       </w:r>
     </w:p>
     <w:p>
       <w:pPr>
-        <w:pStyle w:val="FirstParagraph"/>
+        <w:pStyle w:val="BodyText"/>
         <w:spacing w:before="0" w:after="0" w:line="276" w:lineRule="auto"/>
-        <w:ind w:firstLineChars="200" w:firstLine="420"/>
       </w:pPr>
       <w:r>
-        <w:rPr>
-          <w:rFonts w:ascii="Times New Roman" w:hAnsi="Times New Roman" w:cs="Times New Roman" w:eastAsia="SimSun"/>
-        </w:rPr>
-        <w:t xml:space="preserve">有机金属卤化物钙钛矿材料近几年引发广泛关注,该材料在太阳能电池方面展现出优异的性能,不仅能量转换效率高,而且制备方法简单,有望成为新型太阳能电池材料。其中</w:t>
-      </w:r>
-      <w:r>
-        <w:t xml:space="preserve"> </w:t>
-      </w:r>
-      <m:oMath>
-        <m:sSub>
-          <m:e>
-            <m:r>
-              <m:rPr>
-                <m:sty m:val="p"/>
-              </m:rPr>
-              <w:rPr>
-                <w:rFonts w:ascii="Times New Roman" w:hAnsi="Times New Roman" w:cs="Times New Roman" w:eastAsia="SimSun"/>
-              </w:rPr>
-              <m:t>C</m:t>
-            </m:r>
-            <m:r>
-              <m:rPr>
-                <m:sty m:val="p"/>
-              </m:rPr>
-              <w:rPr>
-                <w:rFonts w:ascii="Times New Roman" w:hAnsi="Times New Roman" w:cs="Times New Roman" w:eastAsia="SimSun"/>
-              </w:rPr>
-              <m:t>H</m:t>
-            </m:r>
-          </m:e>
-          <m:sub>
-            <m:r>
-              <w:rPr>
-                <w:rFonts w:ascii="Times New Roman" w:hAnsi="Times New Roman" w:cs="Times New Roman" w:eastAsia="SimSun"/>
-              </w:rPr>
-              <m:t>3</m:t>
-            </m:r>
-          </m:sub>
-        </m:sSub>
-        <m:sSub>
-          <m:e>
-            <m:r>
-              <m:rPr>
-                <m:sty m:val="p"/>
-              </m:rPr>
-              <w:rPr>
-                <w:rFonts w:ascii="Times New Roman" w:hAnsi="Times New Roman" w:cs="Times New Roman" w:eastAsia="SimSun"/>
-              </w:rPr>
-              <m:t>N</m:t>
-            </m:r>
-            <m:r>
-              <m:rPr>
-                <m:sty m:val="p"/>
-              </m:rPr>
-              <w:rPr>
-                <w:rFonts w:ascii="Times New Roman" w:hAnsi="Times New Roman" w:cs="Times New Roman" w:eastAsia="SimSun"/>
-              </w:rPr>
-              <m:t>H</m:t>
-            </m:r>
-          </m:e>
-          <m:sub>
-            <m:r>
-              <w:rPr>
-                <w:rFonts w:ascii="Times New Roman" w:hAnsi="Times New Roman" w:cs="Times New Roman" w:eastAsia="SimSun"/>
-              </w:rPr>
-              <m:t>3</m:t>
-            </m:r>
-          </m:sub>
-        </m:sSub>
-        <m:sSub>
-          <m:e>
-            <m:r>
-              <m:rPr>
-                <m:sty m:val="p"/>
-              </m:rPr>
-              <w:rPr>
-                <w:rFonts w:ascii="Times New Roman" w:hAnsi="Times New Roman" w:cs="Times New Roman" w:eastAsia="SimSun"/>
-              </w:rPr>
-              <m:t>P</m:t>
-            </m:r>
-            <m:r>
-              <m:rPr>
-                <m:sty m:val="p"/>
-              </m:rPr>
-              <w:rPr>
-                <w:rFonts w:ascii="Times New Roman" w:hAnsi="Times New Roman" w:cs="Times New Roman" w:eastAsia="SimSun"/>
-              </w:rPr>
-              <m:t>b</m:t>
-            </m:r>
-            <m:r>
-              <m:rPr>
-                <m:sty m:val="p"/>
-              </m:rPr>
-              <w:rPr>
-                <w:rFonts w:ascii="Times New Roman" w:hAnsi="Times New Roman" w:cs="Times New Roman" w:eastAsia="SimSun"/>
-              </w:rPr>
-              <m:t>I</m:t>
-            </m:r>
-          </m:e>
-          <m:sub>
-            <m:r>
-              <w:rPr>
-                <w:rFonts w:ascii="Times New Roman" w:hAnsi="Times New Roman" w:cs="Times New Roman" w:eastAsia="SimSun"/>
-              </w:rPr>
-              <m:t>3</m:t>
-            </m:r>
-          </m:sub>
-        </m:sSub>
-      </m:oMath>
-      <w:r>
-        <w:t xml:space="preserve"> </w:t>
-      </w:r>
-      <w:r>
-        <w:rPr>
-          <w:rFonts w:ascii="Times New Roman" w:hAnsi="Times New Roman" w:cs="Times New Roman" w:eastAsia="SimSun"/>
-        </w:rPr>
-        <w:t xml:space="preserve">材料是最早被制备和用于太阳能电池的,其立方相晶胞如图所示,顶点为</w:t>
-      </w:r>
-      <w:r>
-        <w:t xml:space="preserve"> </w:t>
-      </w:r>
-      <m:oMath>
-        <m:sSub>
-          <m:e>
-            <m:r>
-              <m:rPr>
-                <m:sty m:val="p"/>
-              </m:rPr>
-              <w:rPr>
-                <w:rFonts w:ascii="Times New Roman" w:hAnsi="Times New Roman" w:cs="Times New Roman" w:eastAsia="SimSun"/>
-              </w:rPr>
-              <m:t>C</m:t>
-            </m:r>
-            <m:r>
-              <m:rPr>
-                <m:sty m:val="p"/>
-              </m:rPr>
-              <w:rPr>
-                <w:rFonts w:ascii="Times New Roman" w:hAnsi="Times New Roman" w:cs="Times New Roman" w:eastAsia="SimSun"/>
-              </w:rPr>
-              <m:t>H</m:t>
-            </m:r>
-          </m:e>
-          <m:sub>
-            <m:r>
-              <w:rPr>
-                <w:rFonts w:ascii="Times New Roman" w:hAnsi="Times New Roman" w:cs="Times New Roman" w:eastAsia="SimSun"/>
-              </w:rPr>
-              <m:t>3</m:t>
-            </m:r>
-          </m:sub>
-        </m:sSub>
-        <m:sSubSup>
-          <m:e>
-            <m:r>
-              <m:rPr>
-                <m:sty m:val="p"/>
-              </m:rPr>
-              <w:rPr>
-                <w:rFonts w:ascii="Times New Roman" w:hAnsi="Times New Roman" w:cs="Times New Roman" w:eastAsia="SimSun"/>
-              </w:rPr>
-              <m:t>N</m:t>
-            </m:r>
-            <m:r>
-              <m:rPr>
-                <m:sty m:val="p"/>
-              </m:rPr>
-              <w:rPr>
-                <w:rFonts w:ascii="Times New Roman" w:hAnsi="Times New Roman" w:cs="Times New Roman" w:eastAsia="SimSun"/>
-              </w:rPr>
-              <m:t>H</m:t>
-            </m:r>
-          </m:e>
-          <m:sub>
-            <m:r>
-              <w:rPr>
-                <w:rFonts w:ascii="Times New Roman" w:hAnsi="Times New Roman" w:cs="Times New Roman" w:eastAsia="SimSun"/>
-              </w:rPr>
-              <m:t>3</m:t>
-            </m:r>
-          </m:sub>
-          <m:sup>
-            <m:r>
-              <m:rPr>
-                <m:sty m:val="p"/>
-              </m:rPr>
-              <w:rPr>
-                <w:rFonts w:ascii="Times New Roman" w:hAnsi="Times New Roman" w:cs="Times New Roman" w:eastAsia="SimSun"/>
-              </w:rPr>
-              <m:t>+</m:t>
-            </m:r>
-          </m:sup>
-        </m:sSubSup>
-      </m:oMath>
-      <w:r>
-        <w:t xml:space="preserve"> </w:t>
-      </w:r>
-      <w:r>
-        <w:rPr>
-          <w:rFonts w:ascii="Times New Roman" w:hAnsi="Times New Roman" w:cs="Times New Roman" w:eastAsia="SimSun"/>
-        </w:rPr>
-        <w:t xml:space="preserve">,体心为</w:t>
-      </w:r>
-      <w:r>
-        <w:t xml:space="preserve"> </w:t>
-      </w:r>
-      <m:oMath>
-        <m:sSup>
-          <m:e>
-            <m:r>
-              <m:rPr>
-                <m:sty m:val="p"/>
-              </m:rPr>
-              <w:rPr>
-                <w:rFonts w:ascii="Times New Roman" w:hAnsi="Times New Roman" w:cs="Times New Roman" w:eastAsia="SimSun"/>
-              </w:rPr>
-              <m:t>P</m:t>
-            </m:r>
-            <m:r>
-              <m:rPr>
-                <m:sty m:val="p"/>
-              </m:rPr>
-              <w:rPr>
-                <w:rFonts w:ascii="Times New Roman" w:hAnsi="Times New Roman" w:cs="Times New Roman" w:eastAsia="SimSun"/>
-              </w:rPr>
-              <m:t>b</m:t>
-            </m:r>
-          </m:e>
-          <m:sup>
-            <m:r>
-              <w:rPr>
-                <w:rFonts w:ascii="Times New Roman" w:hAnsi="Times New Roman" w:cs="Times New Roman" w:eastAsia="SimSun"/>
-              </w:rPr>
-              <m:t>2</m:t>
-            </m:r>
-            <m:r>
-              <m:rPr>
-                <m:sty m:val="p"/>
-              </m:rPr>
-              <w:rPr>
-                <w:rFonts w:ascii="Times New Roman" w:hAnsi="Times New Roman" w:cs="Times New Roman" w:eastAsia="SimSun"/>
-              </w:rPr>
-              <m:t>+</m:t>
-            </m:r>
-          </m:sup>
-        </m:sSup>
-      </m:oMath>
-      <w:r>
-        <w:t xml:space="preserve"> </w:t>
-      </w:r>
-      <w:r>
-        <w:rPr>
-          <w:rFonts w:ascii="Times New Roman" w:hAnsi="Times New Roman" w:cs="Times New Roman" w:eastAsia="SimSun"/>
-        </w:rPr>
-        <w:t xml:space="preserve">,面心为</w:t>
-      </w:r>
-      <w:r>
-        <w:t xml:space="preserve"> </w:t>
-      </w:r>
-      <m:oMath>
-        <m:sSup>
-          <m:e>
-            <m:r>
-              <m:rPr>
-                <m:sty m:val="p"/>
-              </m:rPr>
-              <w:rPr>
-                <w:rFonts w:ascii="Times New Roman" w:hAnsi="Times New Roman" w:cs="Times New Roman" w:eastAsia="SimSun"/>
-              </w:rPr>
-              <m:t>I</m:t>
-            </m:r>
-          </m:e>
-          <m:sup>
-            <m:r>
-              <m:rPr>
-                <m:sty m:val="p"/>
-              </m:rPr>
-              <w:rPr>
-                <w:rFonts w:ascii="Times New Roman" w:hAnsi="Times New Roman" w:cs="Times New Roman" w:eastAsia="SimSun"/>
-              </w:rPr>
-              <m:t>−</m:t>
-            </m:r>
-          </m:sup>
-        </m:sSup>
-      </m:oMath>
-      <w:r>
-        <w:t xml:space="preserve"> </w:t>
-      </w:r>
-      <w:r>
-        <w:t xml:space="preserve">。</w:t>
+        <w:t xml:space="preserve">5-3-3 </w:t>
+      </w:r>
+      <w:r>
+        <w:rPr>
+          <w:rFonts w:ascii="Times New Roman" w:hAnsi="Times New Roman" w:cs="Times New Roman" w:eastAsia="SimSun"/>
+        </w:rPr>
+        <w:t xml:space="preserve">分别确定晶体中</w:t>
+      </w:r>
+      <w:r>
+        <w:t xml:space="preserve"> P </w:t>
+      </w:r>
+      <w:r>
+        <w:rPr>
+          <w:rFonts w:ascii="Times New Roman" w:hAnsi="Times New Roman" w:cs="Times New Roman" w:eastAsia="SimSun"/>
+        </w:rPr>
+        <w:t xml:space="preserve">离子、N</w:t>
+      </w:r>
+      <w:r>
+        <w:t xml:space="preserve"> </w:t>
+      </w:r>
+      <w:r>
+        <w:rPr>
+          <w:rFonts w:ascii="Times New Roman" w:hAnsi="Times New Roman" w:cs="Times New Roman" w:eastAsia="SimSun"/>
+        </w:rPr>
+        <w:t xml:space="preserve">离子对</w:t>
+      </w:r>
+      <w:r>
+        <w:t xml:space="preserve"> M </w:t>
+      </w:r>
+      <w:r>
+        <w:rPr>
+          <w:rFonts w:ascii="Times New Roman" w:hAnsi="Times New Roman" w:cs="Times New Roman" w:eastAsia="SimSun"/>
+        </w:rPr>
+        <w:t xml:space="preserve">离子的配位数(只计入最短距离和次短距离)，并计算配位原子间距。</w:t>
       </w:r>
     </w:p>
     <w:p>
@@ -10934,20 +10670,416 @@
       <w:r>
         <w:drawing>
           <wp:inline>
-            <wp:extent cx="2157984" cy="1389887"/>
+            <wp:extent cx="3020741" cy="1801941"/>
             <wp:effectExtent b="0" l="0" r="0" t="0"/>
-            <wp:docPr descr="" title="" id="43" name="Picture"/>
+            <wp:docPr descr="" title="" id="45" name="Picture"/>
             <a:graphic>
               <a:graphicData uri="http://schemas.openxmlformats.org/drawingml/2006/picture">
                 <pic:pic>
                   <pic:nvPicPr>
-                    <pic:cNvPr descr="97a29c6b6e4d48869b0220bd09a15ed8364e7a31418ed625e94633ee61574fc0.jpg" id="44" name="Picture"/>
+                    <pic:cNvPr descr="00c6ede6e9c62616419a5a87e306e1a10876f3cabca638b3c9f04dd427bc7ec5.jpg" id="46" name="Picture"/>
                     <pic:cNvPicPr>
                       <a:picLocks noChangeArrowheads="1" noChangeAspect="1"/>
                     </pic:cNvPicPr>
                   </pic:nvPicPr>
                   <pic:blipFill>
-                    <a:blip r:embed="rId42"/>
+                    <a:blip r:embed="rId44"/>
+                    <a:stretch>
+                      <a:fillRect/>
+                    </a:stretch>
+                  </pic:blipFill>
+                  <pic:spPr bwMode="auto">
+                    <a:xfrm>
+                      <a:off x="0" y="0"/>
+                      <a:ext cx="3020741" cy="1801941"/>
+                    </a:xfrm>
+                    <a:prstGeom prst="rect">
+                      <a:avLst/>
+                    </a:prstGeom>
+                    <a:noFill/>
+                    <a:ln w="9525">
+                      <a:noFill/>
+                      <a:headEnd/>
+                      <a:tailEnd/>
+                    </a:ln>
+                  </pic:spPr>
+                </pic:pic>
+              </a:graphicData>
+            </a:graphic>
+          </wp:inline>
+        </w:drawing>
+      </w:r>
+    </w:p>
+    <w:p>
+      <w:pPr>
+        <w:pStyle w:val="BodyText"/>
+        <w:spacing w:before="0" w:after="120" w:line="240" w:lineRule="auto"/>
+        <w:jc w:val="center"/>
+      </w:pPr>
+      <w:r>
+        <w:rPr>
+          <w:rFonts w:ascii="Times New Roman" w:hAnsi="Times New Roman" w:cs="Times New Roman" w:eastAsia="SimSun"/>
+        </w:rPr>
+        <w:t xml:space="preserve">图</w:t>
+      </w:r>
+      <w:r>
+        <w:t xml:space="preserve"> 2</w:t>
+      </w:r>
+    </w:p>
+    <w:bookmarkEnd w:id="47"/>
+    <w:bookmarkStart w:id="51" w:name="第-6-题13-分有机金属卤化物钙钛矿"/>
+    <w:p>
+      <w:pPr>
+        <w:pStyle w:val="Heading3"/>
+      </w:pPr>
+      <w:r>
+        <w:rPr>
+          <w:rFonts w:ascii="Times New Roman" w:hAnsi="Times New Roman" w:cs="Times New Roman" w:eastAsia="SimSun"/>
+        </w:rPr>
+        <w:t xml:space="preserve">第</w:t>
+      </w:r>
+      <w:r>
+        <w:t xml:space="preserve"> 6 </w:t>
+      </w:r>
+      <w:r>
+        <w:rPr>
+          <w:rFonts w:ascii="Times New Roman" w:hAnsi="Times New Roman" w:cs="Times New Roman" w:eastAsia="SimSun"/>
+        </w:rPr>
+        <w:t xml:space="preserve">题（13</w:t>
+      </w:r>
+      <w:r>
+        <w:t xml:space="preserve"> </w:t>
+      </w:r>
+      <w:r>
+        <w:rPr>
+          <w:rFonts w:ascii="Times New Roman" w:hAnsi="Times New Roman" w:cs="Times New Roman" w:eastAsia="SimSun"/>
+        </w:rPr>
+        <w:t xml:space="preserve">分）有机金属卤化物钙钛矿</w:t>
+      </w:r>
+    </w:p>
+    <w:p>
+      <w:pPr>
+        <w:pStyle w:val="FirstParagraph"/>
+        <w:spacing w:before="0" w:after="0" w:line="276" w:lineRule="auto"/>
+        <w:ind w:firstLineChars="200" w:firstLine="420"/>
+      </w:pPr>
+      <w:r>
+        <w:rPr>
+          <w:rFonts w:ascii="Times New Roman" w:hAnsi="Times New Roman" w:cs="Times New Roman" w:eastAsia="SimSun"/>
+        </w:rPr>
+        <w:t xml:space="preserve">有机金属卤化物钙钛矿材料近几年引发广泛关注,该材料在太阳能电池方面展现出优异的性能,不仅能量转换效率高,而且制备方法简单,有望成为新型太阳能电池材料。其中</w:t>
+      </w:r>
+      <w:r>
+        <w:t xml:space="preserve"> </w:t>
+      </w:r>
+      <m:oMath>
+        <m:sSub>
+          <m:e>
+            <m:r>
+              <m:rPr>
+                <m:sty m:val="p"/>
+              </m:rPr>
+              <w:rPr>
+                <w:rFonts w:ascii="Times New Roman" w:hAnsi="Times New Roman" w:cs="Times New Roman" w:eastAsia="SimSun"/>
+              </w:rPr>
+              <m:t>C</m:t>
+            </m:r>
+            <m:r>
+              <m:rPr>
+                <m:sty m:val="p"/>
+              </m:rPr>
+              <w:rPr>
+                <w:rFonts w:ascii="Times New Roman" w:hAnsi="Times New Roman" w:cs="Times New Roman" w:eastAsia="SimSun"/>
+              </w:rPr>
+              <m:t>H</m:t>
+            </m:r>
+          </m:e>
+          <m:sub>
+            <m:r>
+              <w:rPr>
+                <w:rFonts w:ascii="Times New Roman" w:hAnsi="Times New Roman" w:cs="Times New Roman" w:eastAsia="SimSun"/>
+              </w:rPr>
+              <m:t>3</m:t>
+            </m:r>
+          </m:sub>
+        </m:sSub>
+        <m:sSub>
+          <m:e>
+            <m:r>
+              <m:rPr>
+                <m:sty m:val="p"/>
+              </m:rPr>
+              <w:rPr>
+                <w:rFonts w:ascii="Times New Roman" w:hAnsi="Times New Roman" w:cs="Times New Roman" w:eastAsia="SimSun"/>
+              </w:rPr>
+              <m:t>N</m:t>
+            </m:r>
+            <m:r>
+              <m:rPr>
+                <m:sty m:val="p"/>
+              </m:rPr>
+              <w:rPr>
+                <w:rFonts w:ascii="Times New Roman" w:hAnsi="Times New Roman" w:cs="Times New Roman" w:eastAsia="SimSun"/>
+              </w:rPr>
+              <m:t>H</m:t>
+            </m:r>
+          </m:e>
+          <m:sub>
+            <m:r>
+              <w:rPr>
+                <w:rFonts w:ascii="Times New Roman" w:hAnsi="Times New Roman" w:cs="Times New Roman" w:eastAsia="SimSun"/>
+              </w:rPr>
+              <m:t>3</m:t>
+            </m:r>
+          </m:sub>
+        </m:sSub>
+        <m:sSub>
+          <m:e>
+            <m:r>
+              <m:rPr>
+                <m:sty m:val="p"/>
+              </m:rPr>
+              <w:rPr>
+                <w:rFonts w:ascii="Times New Roman" w:hAnsi="Times New Roman" w:cs="Times New Roman" w:eastAsia="SimSun"/>
+              </w:rPr>
+              <m:t>P</m:t>
+            </m:r>
+            <m:r>
+              <m:rPr>
+                <m:sty m:val="p"/>
+              </m:rPr>
+              <w:rPr>
+                <w:rFonts w:ascii="Times New Roman" w:hAnsi="Times New Roman" w:cs="Times New Roman" w:eastAsia="SimSun"/>
+              </w:rPr>
+              <m:t>b</m:t>
+            </m:r>
+            <m:r>
+              <m:rPr>
+                <m:sty m:val="p"/>
+              </m:rPr>
+              <w:rPr>
+                <w:rFonts w:ascii="Times New Roman" w:hAnsi="Times New Roman" w:cs="Times New Roman" w:eastAsia="SimSun"/>
+              </w:rPr>
+              <m:t>I</m:t>
+            </m:r>
+          </m:e>
+          <m:sub>
+            <m:r>
+              <w:rPr>
+                <w:rFonts w:ascii="Times New Roman" w:hAnsi="Times New Roman" w:cs="Times New Roman" w:eastAsia="SimSun"/>
+              </w:rPr>
+              <m:t>3</m:t>
+            </m:r>
+          </m:sub>
+        </m:sSub>
+      </m:oMath>
+      <w:r>
+        <w:t xml:space="preserve"> </w:t>
+      </w:r>
+      <w:r>
+        <w:rPr>
+          <w:rFonts w:ascii="Times New Roman" w:hAnsi="Times New Roman" w:cs="Times New Roman" w:eastAsia="SimSun"/>
+        </w:rPr>
+        <w:t xml:space="preserve">材料是最早被制备和用于太阳能电池的,其立方相晶胞如图所示,顶点为</w:t>
+      </w:r>
+      <w:r>
+        <w:t xml:space="preserve"> </w:t>
+      </w:r>
+      <m:oMath>
+        <m:sSub>
+          <m:e>
+            <m:r>
+              <m:rPr>
+                <m:sty m:val="p"/>
+              </m:rPr>
+              <w:rPr>
+                <w:rFonts w:ascii="Times New Roman" w:hAnsi="Times New Roman" w:cs="Times New Roman" w:eastAsia="SimSun"/>
+              </w:rPr>
+              <m:t>C</m:t>
+            </m:r>
+            <m:r>
+              <m:rPr>
+                <m:sty m:val="p"/>
+              </m:rPr>
+              <w:rPr>
+                <w:rFonts w:ascii="Times New Roman" w:hAnsi="Times New Roman" w:cs="Times New Roman" w:eastAsia="SimSun"/>
+              </w:rPr>
+              <m:t>H</m:t>
+            </m:r>
+          </m:e>
+          <m:sub>
+            <m:r>
+              <w:rPr>
+                <w:rFonts w:ascii="Times New Roman" w:hAnsi="Times New Roman" w:cs="Times New Roman" w:eastAsia="SimSun"/>
+              </w:rPr>
+              <m:t>3</m:t>
+            </m:r>
+          </m:sub>
+        </m:sSub>
+        <m:sSubSup>
+          <m:e>
+            <m:r>
+              <m:rPr>
+                <m:sty m:val="p"/>
+              </m:rPr>
+              <w:rPr>
+                <w:rFonts w:ascii="Times New Roman" w:hAnsi="Times New Roman" w:cs="Times New Roman" w:eastAsia="SimSun"/>
+              </w:rPr>
+              <m:t>N</m:t>
+            </m:r>
+            <m:r>
+              <m:rPr>
+                <m:sty m:val="p"/>
+              </m:rPr>
+              <w:rPr>
+                <w:rFonts w:ascii="Times New Roman" w:hAnsi="Times New Roman" w:cs="Times New Roman" w:eastAsia="SimSun"/>
+              </w:rPr>
+              <m:t>H</m:t>
+            </m:r>
+          </m:e>
+          <m:sub>
+            <m:r>
+              <w:rPr>
+                <w:rFonts w:ascii="Times New Roman" w:hAnsi="Times New Roman" w:cs="Times New Roman" w:eastAsia="SimSun"/>
+              </w:rPr>
+              <m:t>3</m:t>
+            </m:r>
+          </m:sub>
+          <m:sup>
+            <m:r>
+              <m:rPr>
+                <m:sty m:val="p"/>
+              </m:rPr>
+              <w:rPr>
+                <w:rFonts w:ascii="Times New Roman" w:hAnsi="Times New Roman" w:cs="Times New Roman" w:eastAsia="SimSun"/>
+              </w:rPr>
+              <m:t>+</m:t>
+            </m:r>
+          </m:sup>
+        </m:sSubSup>
+      </m:oMath>
+      <w:r>
+        <w:t xml:space="preserve"> </w:t>
+      </w:r>
+      <w:r>
+        <w:rPr>
+          <w:rFonts w:ascii="Times New Roman" w:hAnsi="Times New Roman" w:cs="Times New Roman" w:eastAsia="SimSun"/>
+        </w:rPr>
+        <w:t xml:space="preserve">,体心为</w:t>
+      </w:r>
+      <w:r>
+        <w:t xml:space="preserve"> </w:t>
+      </w:r>
+      <m:oMath>
+        <m:sSup>
+          <m:e>
+            <m:r>
+              <m:rPr>
+                <m:sty m:val="p"/>
+              </m:rPr>
+              <w:rPr>
+                <w:rFonts w:ascii="Times New Roman" w:hAnsi="Times New Roman" w:cs="Times New Roman" w:eastAsia="SimSun"/>
+              </w:rPr>
+              <m:t>P</m:t>
+            </m:r>
+            <m:r>
+              <m:rPr>
+                <m:sty m:val="p"/>
+              </m:rPr>
+              <w:rPr>
+                <w:rFonts w:ascii="Times New Roman" w:hAnsi="Times New Roman" w:cs="Times New Roman" w:eastAsia="SimSun"/>
+              </w:rPr>
+              <m:t>b</m:t>
+            </m:r>
+          </m:e>
+          <m:sup>
+            <m:r>
+              <w:rPr>
+                <w:rFonts w:ascii="Times New Roman" w:hAnsi="Times New Roman" w:cs="Times New Roman" w:eastAsia="SimSun"/>
+              </w:rPr>
+              <m:t>2</m:t>
+            </m:r>
+            <m:r>
+              <m:rPr>
+                <m:sty m:val="p"/>
+              </m:rPr>
+              <w:rPr>
+                <w:rFonts w:ascii="Times New Roman" w:hAnsi="Times New Roman" w:cs="Times New Roman" w:eastAsia="SimSun"/>
+              </w:rPr>
+              <m:t>+</m:t>
+            </m:r>
+          </m:sup>
+        </m:sSup>
+      </m:oMath>
+      <w:r>
+        <w:t xml:space="preserve"> </w:t>
+      </w:r>
+      <w:r>
+        <w:rPr>
+          <w:rFonts w:ascii="Times New Roman" w:hAnsi="Times New Roman" w:cs="Times New Roman" w:eastAsia="SimSun"/>
+        </w:rPr>
+        <w:t xml:space="preserve">,面心为</w:t>
+      </w:r>
+      <w:r>
+        <w:t xml:space="preserve"> </w:t>
+      </w:r>
+      <m:oMath>
+        <m:sSup>
+          <m:e>
+            <m:r>
+              <m:rPr>
+                <m:sty m:val="p"/>
+              </m:rPr>
+              <w:rPr>
+                <w:rFonts w:ascii="Times New Roman" w:hAnsi="Times New Roman" w:cs="Times New Roman" w:eastAsia="SimSun"/>
+              </w:rPr>
+              <m:t>I</m:t>
+            </m:r>
+          </m:e>
+          <m:sup>
+            <m:r>
+              <m:rPr>
+                <m:sty m:val="p"/>
+              </m:rPr>
+              <w:rPr>
+                <w:rFonts w:ascii="Times New Roman" w:hAnsi="Times New Roman" w:cs="Times New Roman" w:eastAsia="SimSun"/>
+              </w:rPr>
+              <m:t>−</m:t>
+            </m:r>
+          </m:sup>
+        </m:sSup>
+      </m:oMath>
+      <w:r>
+        <w:t xml:space="preserve"> </w:t>
+      </w:r>
+      <w:r>
+        <w:t xml:space="preserve">。</w:t>
+      </w:r>
+    </w:p>
+    <w:p>
+      <w:pPr>
+        <w:pStyle w:val="BodyText"/>
+        <w:keepNext/>
+        <w:spacing w:before="120" w:after="40" w:line="240" w:lineRule="auto"/>
+        <w:jc w:val="center"/>
+      </w:pPr>
+      <w:r>
+        <w:drawing>
+          <wp:inline>
+            <wp:extent cx="2157984" cy="1389887"/>
+            <wp:effectExtent b="0" l="0" r="0" t="0"/>
+            <wp:docPr descr="" title="" id="49" name="Picture"/>
+            <a:graphic>
+              <a:graphicData uri="http://schemas.openxmlformats.org/drawingml/2006/picture">
+                <pic:pic>
+                  <pic:nvPicPr>
+                    <pic:cNvPr descr="97a29c6b6e4d48869b0220bd09a15ed8364e7a31418ed625e94633ee61574fc0.jpg" id="50" name="Picture"/>
+                    <pic:cNvPicPr>
+                      <a:picLocks noChangeArrowheads="1" noChangeAspect="1"/>
+                    </pic:cNvPicPr>
+                  </pic:nvPicPr>
+                  <pic:blipFill>
+                    <a:blip r:embed="rId48"/>
                     <a:stretch>
                       <a:fillRect/>
                     </a:stretch>
@@ -12581,8 +12713,8 @@
         </m:r>
       </m:oMath>
     </w:p>
-    <w:bookmarkEnd w:id="45"/>
-    <w:bookmarkStart w:id="55" w:name="第-7-题13-分热致变色晶体"/>
+    <w:bookmarkEnd w:id="51"/>
+    <w:bookmarkStart w:id="61" w:name="第-7-题13-分热致变色晶体"/>
     <w:p>
       <w:pPr>
         <w:pStyle w:val="Heading3"/>
@@ -12988,18 +13120,18 @@
           <wp:inline>
             <wp:extent cx="2583295" cy="1872000"/>
             <wp:effectExtent b="0" l="0" r="0" t="0"/>
-            <wp:docPr descr="" title="" id="47" name="Picture"/>
+            <wp:docPr descr="" title="" id="53" name="Picture"/>
             <a:graphic>
               <a:graphicData uri="http://schemas.openxmlformats.org/drawingml/2006/picture">
                 <pic:pic>
                   <pic:nvPicPr>
-                    <pic:cNvPr descr="4b79f93069985db89530902f5db53730d07c54136a0d080dd69b7cdacc1b86c5.jpg" id="48" name="Picture"/>
+                    <pic:cNvPr descr="4b79f93069985db89530902f5db53730d07c54136a0d080dd69b7cdacc1b86c5.jpg" id="54" name="Picture"/>
                     <pic:cNvPicPr>
                       <a:picLocks noChangeArrowheads="1" noChangeAspect="1"/>
                     </pic:cNvPicPr>
                   </pic:nvPicPr>
                   <pic:blipFill>
-                    <a:blip r:embed="rId46"/>
+                    <a:blip r:embed="rId52"/>
                     <a:stretch>
                       <a:fillRect/>
                     </a:stretch>
@@ -14076,18 +14208,18 @@
           <wp:inline>
             <wp:extent cx="3024000" cy="1198603"/>
             <wp:effectExtent b="0" l="0" r="0" t="0"/>
-            <wp:docPr descr="" title="" id="50" name="Picture"/>
+            <wp:docPr descr="" title="" id="56" name="Picture"/>
             <a:graphic>
               <a:graphicData uri="http://schemas.openxmlformats.org/drawingml/2006/picture">
                 <pic:pic>
                   <pic:nvPicPr>
-                    <pic:cNvPr descr="ad97ffdaf11c9052342b4356f8cd6cf04e9e780823fa460b78b3c5dbab905e08.jpg" id="51" name="Picture"/>
+                    <pic:cNvPr descr="ad97ffdaf11c9052342b4356f8cd6cf04e9e780823fa460b78b3c5dbab905e08.jpg" id="57" name="Picture"/>
                     <pic:cNvPicPr>
                       <a:picLocks noChangeArrowheads="1" noChangeAspect="1"/>
                     </pic:cNvPicPr>
                   </pic:nvPicPr>
                   <pic:blipFill>
-                    <a:blip r:embed="rId49"/>
+                    <a:blip r:embed="rId55"/>
                     <a:stretch>
                       <a:fillRect/>
                     </a:stretch>
@@ -14229,18 +14361,18 @@
           <wp:inline>
             <wp:extent cx="2448457" cy="1872000"/>
             <wp:effectExtent b="0" l="0" r="0" t="0"/>
-            <wp:docPr descr="" title="" id="53" name="Picture"/>
+            <wp:docPr descr="" title="" id="59" name="Picture"/>
             <a:graphic>
               <a:graphicData uri="http://schemas.openxmlformats.org/drawingml/2006/picture">
                 <pic:pic>
                   <pic:nvPicPr>
-                    <pic:cNvPr descr="76c107d6069405b6607cc42704b669bebd0c33742cf1ce824ea2c8ccc7be0b08.jpg" id="54" name="Picture"/>
+                    <pic:cNvPr descr="76c107d6069405b6607cc42704b669bebd0c33742cf1ce824ea2c8ccc7be0b08.jpg" id="60" name="Picture"/>
                     <pic:cNvPicPr>
                       <a:picLocks noChangeArrowheads="1" noChangeAspect="1"/>
                     </pic:cNvPicPr>
                   </pic:nvPicPr>
                   <pic:blipFill>
-                    <a:blip r:embed="rId52"/>
+                    <a:blip r:embed="rId58"/>
                     <a:stretch>
                       <a:fillRect/>
                     </a:stretch>
@@ -14300,8 +14432,8 @@
         <w:t xml:space="preserve">吸光/发光波长会如何变化。</w:t>
       </w:r>
     </w:p>
-    <w:bookmarkEnd w:id="55"/>
-    <w:bookmarkStart w:id="59" w:name="第-8-题13-分神秘四元晶体"/>
+    <w:bookmarkEnd w:id="61"/>
+    <w:bookmarkStart w:id="65" w:name="第-8-题13-分神秘四元晶体"/>
     <w:p>
       <w:pPr>
         <w:pStyle w:val="Heading3"/>
@@ -14650,18 +14782,18 @@
           <wp:inline>
             <wp:extent cx="2985328" cy="1823316"/>
             <wp:effectExtent b="0" l="0" r="0" t="0"/>
-            <wp:docPr descr="" title="" id="57" name="Picture"/>
+            <wp:docPr descr="" title="" id="63" name="Picture"/>
             <a:graphic>
               <a:graphicData uri="http://schemas.openxmlformats.org/drawingml/2006/picture">
                 <pic:pic>
                   <pic:nvPicPr>
-                    <pic:cNvPr descr="14f7ddbe4a797318d958ffc77301dfc33b46bc98bb4f693ab0525a40cfaaa48e.jpg" id="58" name="Picture"/>
+                    <pic:cNvPr descr="14f7ddbe4a797318d958ffc77301dfc33b46bc98bb4f693ab0525a40cfaaa48e.jpg" id="64" name="Picture"/>
                     <pic:cNvPicPr>
                       <a:picLocks noChangeArrowheads="1" noChangeAspect="1"/>
                     </pic:cNvPicPr>
                   </pic:nvPicPr>
                   <pic:blipFill>
-                    <a:blip r:embed="rId56"/>
+                    <a:blip r:embed="rId62"/>
                     <a:stretch>
                       <a:fillRect/>
                     </a:stretch>
@@ -15411,8 +15543,8 @@
         <w:t xml:space="preserve">GPa），体现了其较强的抗压缩能力。从离子半径和电子结构角度解释这一现象。</w:t>
       </w:r>
     </w:p>
-    <w:bookmarkEnd w:id="59"/>
-    <w:bookmarkStart w:id="60" w:name="第-9-题13-分镍盐的结构演变"/>
+    <w:bookmarkEnd w:id="65"/>
+    <w:bookmarkStart w:id="66" w:name="第-9-题13-分镍盐的结构演变"/>
     <w:p>
       <w:pPr>
         <w:pStyle w:val="Heading3"/>
@@ -16287,8 +16419,8 @@
         <w:t xml:space="preserve"> Y 29.94%。</w:t>
       </w:r>
     </w:p>
-    <w:bookmarkEnd w:id="60"/>
-    <w:bookmarkStart w:id="73" w:name="第-10-题13-分半导体材料的晶体结构"/>
+    <w:bookmarkEnd w:id="66"/>
+    <w:bookmarkStart w:id="79" w:name="第-10-题13-分半导体材料的晶体结构"/>
     <w:p>
       <w:pPr>
         <w:pStyle w:val="Heading3"/>
@@ -16693,18 +16825,18 @@
                 <wp:inline>
                   <wp:extent cx="2344546" cy="1655998"/>
                   <wp:effectExtent b="0" l="0" r="0" t="0"/>
-                  <wp:docPr descr="" title="" id="62" name="Picture"/>
+                  <wp:docPr descr="" title="" id="68" name="Picture"/>
                   <a:graphic>
                     <a:graphicData uri="http://schemas.openxmlformats.org/drawingml/2006/picture">
                       <pic:pic>
                         <pic:nvPicPr>
-                          <pic:cNvPr descr="dc6a45607eec5bffafabd71e1ac72249c6af378f3d893187615547faaecf67c9.jpg" id="63" name="Picture"/>
+                          <pic:cNvPr descr="dc6a45607eec5bffafabd71e1ac72249c6af378f3d893187615547faaecf67c9.jpg" id="69" name="Picture"/>
                           <pic:cNvPicPr>
                             <a:picLocks noChangeArrowheads="1" noChangeAspect="1"/>
                           </pic:cNvPicPr>
                         </pic:nvPicPr>
                         <pic:blipFill>
-                          <a:blip r:embed="rId61"/>
+                          <a:blip r:embed="rId67"/>
                           <a:stretch>
                             <a:fillRect/>
                           </a:stretch>
@@ -16747,18 +16879,18 @@
                 <wp:inline>
                   <wp:extent cx="1088666" cy="1655999"/>
                   <wp:effectExtent b="0" l="0" r="0" t="0"/>
-                  <wp:docPr descr="" title="" id="65" name="Picture"/>
+                  <wp:docPr descr="" title="" id="71" name="Picture"/>
                   <a:graphic>
                     <a:graphicData uri="http://schemas.openxmlformats.org/drawingml/2006/picture">
                       <pic:pic>
                         <pic:nvPicPr>
-                          <pic:cNvPr descr="9576157cb99c7fb5cfe261317780ccbaf7bd7e0bdd112a6ab492c0ea1fe8cc7c.jpg" id="66" name="Picture"/>
+                          <pic:cNvPr descr="9576157cb99c7fb5cfe261317780ccbaf7bd7e0bdd112a6ab492c0ea1fe8cc7c.jpg" id="72" name="Picture"/>
                           <pic:cNvPicPr>
                             <a:picLocks noChangeArrowheads="1" noChangeAspect="1"/>
                           </pic:cNvPicPr>
                         </pic:nvPicPr>
                         <pic:blipFill>
-                          <a:blip r:embed="rId64"/>
+                          <a:blip r:embed="rId70"/>
                           <a:stretch>
                             <a:fillRect/>
                           </a:stretch>
@@ -16941,18 +17073,18 @@
                 <wp:inline>
                   <wp:extent cx="2406600" cy="1209057"/>
                   <wp:effectExtent b="0" l="0" r="0" t="0"/>
-                  <wp:docPr descr="" title="" id="68" name="Picture"/>
+                  <wp:docPr descr="" title="" id="74" name="Picture"/>
                   <a:graphic>
                     <a:graphicData uri="http://schemas.openxmlformats.org/drawingml/2006/picture">
                       <pic:pic>
                         <pic:nvPicPr>
-                          <pic:cNvPr descr="10678272364a7915e2aafad3206c587dd9f5b01cc321d6e71fff2c587ed97f2e.jpg" id="69" name="Picture"/>
+                          <pic:cNvPr descr="10678272364a7915e2aafad3206c587dd9f5b01cc321d6e71fff2c587ed97f2e.jpg" id="75" name="Picture"/>
                           <pic:cNvPicPr>
                             <a:picLocks noChangeArrowheads="1" noChangeAspect="1"/>
                           </pic:cNvPicPr>
                         </pic:nvPicPr>
                         <pic:blipFill>
-                          <a:blip r:embed="rId67"/>
+                          <a:blip r:embed="rId73"/>
                           <a:stretch>
                             <a:fillRect/>
                           </a:stretch>
@@ -16995,18 +17127,18 @@
                 <wp:inline>
                   <wp:extent cx="2406600" cy="1435592"/>
                   <wp:effectExtent b="0" l="0" r="0" t="0"/>
-                  <wp:docPr descr="" title="" id="71" name="Picture"/>
+                  <wp:docPr descr="" title="" id="77" name="Picture"/>
                   <a:graphic>
                     <a:graphicData uri="http://schemas.openxmlformats.org/drawingml/2006/picture">
                       <pic:pic>
                         <pic:nvPicPr>
-                          <pic:cNvPr descr="72595a8ea67e133bc94d8c9819fbe049b2500e3d013ae4e0e534591124bb6b42.jpg" id="72" name="Picture"/>
+                          <pic:cNvPr descr="72595a8ea67e133bc94d8c9819fbe049b2500e3d013ae4e0e534591124bb6b42.jpg" id="78" name="Picture"/>
                           <pic:cNvPicPr>
                             <a:picLocks noChangeArrowheads="1" noChangeAspect="1"/>
                           </pic:cNvPicPr>
                         </pic:nvPicPr>
                         <pic:blipFill>
-                          <a:blip r:embed="rId70"/>
+                          <a:blip r:embed="rId76"/>
                           <a:stretch>
                             <a:fillRect/>
                           </a:stretch>
@@ -17305,9 +17437,9 @@
         <w:t xml:space="preserve">两种元素的价态。</w:t>
       </w:r>
     </w:p>
-    <w:bookmarkEnd w:id="73"/>
-    <w:bookmarkEnd w:id="74"/>
-    <w:bookmarkEnd w:id="75"/>
+    <w:bookmarkEnd w:id="79"/>
+    <w:bookmarkEnd w:id="80"/>
+    <w:bookmarkEnd w:id="81"/>
     <w:sectPr>
       <w:footerReference r:id="rId9" w:type="default"/>
       <w:headerReference r:id="rId10" w:type="default"/>

--- a/00-首页/题组Word/初赛模拟卷/真题版式/初赛模拟卷XV（非有机·学生版·真题版式）.docx
+++ b/00-首页/题组Word/初赛模拟卷/真题版式/初赛模拟卷XV（非有机·学生版·真题版式）.docx
@@ -1845,7 +1845,7 @@
       <w:r>
         <w:drawing>
           <wp:inline>
-            <wp:extent cx="3024000" cy="1098913"/>
+            <wp:extent cx="4082400" cy="1483532"/>
             <wp:effectExtent b="0" l="0" r="0" t="0"/>
             <wp:docPr descr="" title="" id="21" name="Picture"/>
             <a:graphic>
@@ -1866,7 +1866,7 @@
                   <pic:spPr bwMode="auto">
                     <a:xfrm>
                       <a:off x="0" y="0"/>
-                      <a:ext cx="3024000" cy="1098913"/>
+                      <a:ext cx="4082400" cy="1483532"/>
                     </a:xfrm>
                     <a:prstGeom prst="rect">
                       <a:avLst/>
@@ -6994,7 +6994,7 @@
             <w:r>
               <w:drawing>
                 <wp:inline>
-                  <wp:extent cx="1365391" cy="1655999"/>
+                  <wp:extent cx="1804414" cy="2188464"/>
                   <wp:effectExtent b="0" l="0" r="0" t="0"/>
                   <wp:docPr descr="" title="" id="31" name="Picture"/>
                   <a:graphic>
@@ -7015,7 +7015,7 @@
                         <pic:spPr bwMode="auto">
                           <a:xfrm>
                             <a:off x="0" y="0"/>
-                            <a:ext cx="1365391" cy="1655999"/>
+                            <a:ext cx="1804414" cy="2188464"/>
                           </a:xfrm>
                           <a:prstGeom prst="rect">
                             <a:avLst/>
@@ -9315,7 +9315,7 @@
             <w:r>
               <w:drawing>
                 <wp:inline>
-                  <wp:extent cx="1237090" cy="1655999"/>
+                  <wp:extent cx="2332800" cy="3122743"/>
                   <wp:effectExtent b="0" l="0" r="0" t="0"/>
                   <wp:docPr descr="" title="" id="36" name="Picture"/>
                   <a:graphic>
@@ -9336,7 +9336,7 @@
                         <pic:spPr bwMode="auto">
                           <a:xfrm>
                             <a:off x="0" y="0"/>
-                            <a:ext cx="1237090" cy="1655999"/>
+                            <a:ext cx="2332800" cy="3122743"/>
                           </a:xfrm>
                           <a:prstGeom prst="rect">
                             <a:avLst/>
@@ -10547,7 +10547,7 @@
       <w:r>
         <w:drawing>
           <wp:inline>
-            <wp:extent cx="2650358" cy="1872000"/>
+            <wp:extent cx="3279648" cy="2316479"/>
             <wp:effectExtent b="0" l="0" r="0" t="0"/>
             <wp:docPr descr="" title="" id="42" name="Picture"/>
             <a:graphic>
@@ -10568,7 +10568,7 @@
                   <pic:spPr bwMode="auto">
                     <a:xfrm>
                       <a:off x="0" y="0"/>
-                      <a:ext cx="2650358" cy="1872000"/>
+                      <a:ext cx="3279648" cy="2316479"/>
                     </a:xfrm>
                     <a:prstGeom prst="rect">
                       <a:avLst/>
@@ -10670,7 +10670,7 @@
       <w:r>
         <w:drawing>
           <wp:inline>
-            <wp:extent cx="3020741" cy="1801941"/>
+            <wp:extent cx="4082400" cy="2435244"/>
             <wp:effectExtent b="0" l="0" r="0" t="0"/>
             <wp:docPr descr="" title="" id="45" name="Picture"/>
             <a:graphic>
@@ -10691,7 +10691,7 @@
                   <pic:spPr bwMode="auto">
                     <a:xfrm>
                       <a:off x="0" y="0"/>
-                      <a:ext cx="3020741" cy="1801941"/>
+                      <a:ext cx="4082400" cy="2435244"/>
                     </a:xfrm>
                     <a:prstGeom prst="rect">
                       <a:avLst/>
@@ -13118,7 +13118,7 @@
       <w:r>
         <w:drawing>
           <wp:inline>
-            <wp:extent cx="2583295" cy="1872000"/>
+            <wp:extent cx="3487448" cy="2527200"/>
             <wp:effectExtent b="0" l="0" r="0" t="0"/>
             <wp:docPr descr="" title="" id="53" name="Picture"/>
             <a:graphic>
@@ -13139,7 +13139,7 @@
                   <pic:spPr bwMode="auto">
                     <a:xfrm>
                       <a:off x="0" y="0"/>
-                      <a:ext cx="2583295" cy="1872000"/>
+                      <a:ext cx="3487448" cy="2527200"/>
                     </a:xfrm>
                     <a:prstGeom prst="rect">
                       <a:avLst/>
@@ -14206,7 +14206,7 @@
       <w:r>
         <w:drawing>
           <wp:inline>
-            <wp:extent cx="3024000" cy="1198603"/>
+            <wp:extent cx="3352799" cy="1328926"/>
             <wp:effectExtent b="0" l="0" r="0" t="0"/>
             <wp:docPr descr="" title="" id="56" name="Picture"/>
             <a:graphic>
@@ -14227,7 +14227,7 @@
                   <pic:spPr bwMode="auto">
                     <a:xfrm>
                       <a:off x="0" y="0"/>
-                      <a:ext cx="3024000" cy="1198603"/>
+                      <a:ext cx="3352799" cy="1328926"/>
                     </a:xfrm>
                     <a:prstGeom prst="rect">
                       <a:avLst/>
@@ -14359,7 +14359,7 @@
       <w:r>
         <w:drawing>
           <wp:inline>
-            <wp:extent cx="2448457" cy="1872000"/>
+            <wp:extent cx="2511551" cy="1920240"/>
             <wp:effectExtent b="0" l="0" r="0" t="0"/>
             <wp:docPr descr="" title="" id="59" name="Picture"/>
             <a:graphic>
@@ -14380,7 +14380,7 @@
                   <pic:spPr bwMode="auto">
                     <a:xfrm>
                       <a:off x="0" y="0"/>
-                      <a:ext cx="2448457" cy="1872000"/>
+                      <a:ext cx="2511551" cy="1920240"/>
                     </a:xfrm>
                     <a:prstGeom prst="rect">
                       <a:avLst/>
@@ -14780,7 +14780,7 @@
       <w:r>
         <w:drawing>
           <wp:inline>
-            <wp:extent cx="2985328" cy="1823316"/>
+            <wp:extent cx="4082400" cy="2493362"/>
             <wp:effectExtent b="0" l="0" r="0" t="0"/>
             <wp:docPr descr="" title="" id="63" name="Picture"/>
             <a:graphic>
@@ -14801,7 +14801,7 @@
                   <pic:spPr bwMode="auto">
                     <a:xfrm>
                       <a:off x="0" y="0"/>
-                      <a:ext cx="2985328" cy="1823316"/>
+                      <a:ext cx="4082400" cy="2493362"/>
                     </a:xfrm>
                     <a:prstGeom prst="rect">
                       <a:avLst/>
@@ -16823,7 +16823,7 @@
             <w:r>
               <w:drawing>
                 <wp:inline>
-                  <wp:extent cx="2344546" cy="1655998"/>
+                  <wp:extent cx="3279648" cy="2316478"/>
                   <wp:effectExtent b="0" l="0" r="0" t="0"/>
                   <wp:docPr descr="" title="" id="68" name="Picture"/>
                   <a:graphic>
@@ -16844,7 +16844,7 @@
                         <pic:spPr bwMode="auto">
                           <a:xfrm>
                             <a:off x="0" y="0"/>
-                            <a:ext cx="2344546" cy="1655998"/>
+                            <a:ext cx="3279648" cy="2316478"/>
                           </a:xfrm>
                           <a:prstGeom prst="rect">
                             <a:avLst/>
@@ -16877,7 +16877,7 @@
             <w:r>
               <w:drawing>
                 <wp:inline>
-                  <wp:extent cx="1088666" cy="1655999"/>
+                  <wp:extent cx="2164079" cy="3291840"/>
                   <wp:effectExtent b="0" l="0" r="0" t="0"/>
                   <wp:docPr descr="" title="" id="71" name="Picture"/>
                   <a:graphic>
@@ -16898,7 +16898,7 @@
                         <pic:spPr bwMode="auto">
                           <a:xfrm>
                             <a:off x="0" y="0"/>
-                            <a:ext cx="1088666" cy="1655999"/>
+                            <a:ext cx="2164079" cy="3291840"/>
                           </a:xfrm>
                           <a:prstGeom prst="rect">
                             <a:avLst/>
@@ -17071,7 +17071,7 @@
             <w:r>
               <w:drawing>
                 <wp:inline>
-                  <wp:extent cx="2406600" cy="1209057"/>
+                  <wp:extent cx="4082400" cy="2050965"/>
                   <wp:effectExtent b="0" l="0" r="0" t="0"/>
                   <wp:docPr descr="" title="" id="74" name="Picture"/>
                   <a:graphic>
@@ -17092,7 +17092,7 @@
                         <pic:spPr bwMode="auto">
                           <a:xfrm>
                             <a:off x="0" y="0"/>
-                            <a:ext cx="2406600" cy="1209057"/>
+                            <a:ext cx="4082400" cy="2050965"/>
                           </a:xfrm>
                           <a:prstGeom prst="rect">
                             <a:avLst/>
@@ -17125,7 +17125,7 @@
             <w:r>
               <w:drawing>
                 <wp:inline>
-                  <wp:extent cx="2406600" cy="1435592"/>
+                  <wp:extent cx="4082400" cy="2435245"/>
                   <wp:effectExtent b="0" l="0" r="0" t="0"/>
                   <wp:docPr descr="" title="" id="77" name="Picture"/>
                   <a:graphic>
@@ -17146,7 +17146,7 @@
                         <pic:spPr bwMode="auto">
                           <a:xfrm>
                             <a:off x="0" y="0"/>
-                            <a:ext cx="2406600" cy="1435592"/>
+                            <a:ext cx="4082400" cy="2435245"/>
                           </a:xfrm>
                           <a:prstGeom prst="rect">
                             <a:avLst/>

--- a/00-首页/题组Word/初赛模拟卷/真题版式/初赛模拟卷XV（非有机·学生版·真题版式）.docx
+++ b/00-首页/题组Word/初赛模拟卷/真题版式/初赛模拟卷XV（非有机·学生版·真题版式）.docx
@@ -2,7 +2,7 @@
 <file path=word/document.xml><?xml version="1.0" encoding="utf-8"?>
 <w:document xmlns:w="http://schemas.openxmlformats.org/wordprocessingml/2006/main" xmlns:m="http://schemas.openxmlformats.org/officeDocument/2006/math" xmlns:r="http://schemas.openxmlformats.org/officeDocument/2006/relationships" xmlns:o="urn:schemas-microsoft-com:office:office" xmlns:v="urn:schemas-microsoft-com:vml" xmlns:w10="urn:schemas-microsoft-com:office:word" xmlns:a="http://schemas.openxmlformats.org/drawingml/2006/main" xmlns:pic="http://schemas.openxmlformats.org/drawingml/2006/picture" xmlns:wp="http://schemas.openxmlformats.org/drawingml/2006/wordprocessingDrawing">
   <w:body>
-    <w:bookmarkStart w:id="81" w:name="初赛模拟卷-xv非有机"/>
+    <w:bookmarkStart w:id="75" w:name="初赛模拟卷-xv非有机"/>
     <w:p>
       <w:pPr>
         <w:pStyle w:val="Heading1"/>
@@ -23,7 +23,7 @@
         <w:t xml:space="preserve">XV（非有机）</w:t>
       </w:r>
     </w:p>
-    <w:bookmarkStart w:id="80" w:name="第一部分-晶体结构第-110-题共-130-分"/>
+    <w:bookmarkStart w:id="74" w:name="第一部分-晶体结构第-110-题共-130-分"/>
     <w:p>
       <w:pPr>
         <w:pStyle w:val="Heading2"/>
@@ -6723,7 +6723,7 @@
       <w:r>
         <w:drawing>
           <wp:inline>
-            <wp:extent cx="1444752" cy="1426463"/>
+            <wp:extent cx="1755648" cy="1523999"/>
             <wp:effectExtent b="0" l="0" r="0" t="0"/>
             <wp:docPr descr="" title="" id="25" name="Picture"/>
             <a:graphic>
@@ -6744,7 +6744,7 @@
                   <pic:spPr bwMode="auto">
                     <a:xfrm>
                       <a:off x="0" y="0"/>
-                      <a:ext cx="1444752" cy="1426463"/>
+                      <a:ext cx="1755648" cy="1523999"/>
                     </a:xfrm>
                     <a:prstGeom prst="rect">
                       <a:avLst/>
@@ -6940,7 +6940,7 @@
             <w:r>
               <w:drawing>
                 <wp:inline>
-                  <wp:extent cx="1731263" cy="1530096"/>
+                  <wp:extent cx="2133599" cy="2584704"/>
                   <wp:effectExtent b="0" l="0" r="0" t="0"/>
                   <wp:docPr descr="" title="" id="28" name="Picture"/>
                   <a:graphic>
@@ -6961,7 +6961,7 @@
                         <pic:spPr bwMode="auto">
                           <a:xfrm>
                             <a:off x="0" y="0"/>
-                            <a:ext cx="1731263" cy="1530096"/>
+                            <a:ext cx="2133599" cy="2584704"/>
                           </a:xfrm>
                           <a:prstGeom prst="rect">
                             <a:avLst/>
@@ -6994,7 +6994,7 @@
             <w:r>
               <w:drawing>
                 <wp:inline>
-                  <wp:extent cx="1804414" cy="2188464"/>
+                  <wp:extent cx="2474975" cy="2584704"/>
                   <wp:effectExtent b="0" l="0" r="0" t="0"/>
                   <wp:docPr descr="" title="" id="31" name="Picture"/>
                   <a:graphic>
@@ -7015,7 +7015,7 @@
                         <pic:spPr bwMode="auto">
                           <a:xfrm>
                             <a:off x="0" y="0"/>
-                            <a:ext cx="1804414" cy="2188464"/>
+                            <a:ext cx="2474975" cy="2584704"/>
                           </a:xfrm>
                           <a:prstGeom prst="rect">
                             <a:avLst/>
@@ -9050,7 +9050,7 @@
       </w:r>
     </w:p>
     <w:bookmarkEnd w:id="34"/>
-    <w:bookmarkStart w:id="47" w:name="第-5-题13-分刚玉及其衍生结构的探究"/>
+    <w:bookmarkStart w:id="44" w:name="第-5-题13-分刚玉及其衍生结构的探究"/>
     <w:p>
       <w:pPr>
         <w:pStyle w:val="Heading3"/>
@@ -9298,13 +9298,12 @@
         <w:tblLook w:firstRow="0" w:lastRow="0" w:firstColumn="0" w:lastColumn="0" w:noHBand="0" w:noVBand="0" w:val="0000"/>
       </w:tblPr>
       <w:tblGrid>
-        <w:gridCol w:w="4876"/>
-        <w:gridCol w:w="4876"/>
+        <w:gridCol w:w="9752"/>
       </w:tblGrid>
       <w:tr>
         <w:tc>
           <w:tcPr>
-            <w:tcW w:type="dxa" w:w="4876"/>
+            <w:tcW w:type="dxa" w:w="9752"/>
           </w:tcPr>
           <w:tcPr/>
           <w:p>
@@ -9315,14 +9314,14 @@
             <w:r>
               <w:drawing>
                 <wp:inline>
-                  <wp:extent cx="2332800" cy="3122743"/>
+                  <wp:extent cx="2916000" cy="2885012"/>
                   <wp:effectExtent b="0" l="0" r="0" t="0"/>
                   <wp:docPr descr="" title="" id="36" name="Picture"/>
                   <a:graphic>
                     <a:graphicData uri="http://schemas.openxmlformats.org/drawingml/2006/picture">
                       <pic:pic>
                         <pic:nvPicPr>
-                          <pic:cNvPr descr="f5817a1cedfd4d2b1652e2dcdf278148488e343b61ed1fe32241466e3b0a10ae.jpg" id="37" name="Picture"/>
+                          <pic:cNvPr descr="53a1a492ab395512f062f46725db6d238cfd9b0682333e68343b60de99b8dd78.jpg" id="37" name="Picture"/>
                           <pic:cNvPicPr>
                             <a:picLocks noChangeArrowheads="1" noChangeAspect="1"/>
                           </pic:cNvPicPr>
@@ -9336,61 +9335,7 @@
                         <pic:spPr bwMode="auto">
                           <a:xfrm>
                             <a:off x="0" y="0"/>
-                            <a:ext cx="2332800" cy="3122743"/>
-                          </a:xfrm>
-                          <a:prstGeom prst="rect">
-                            <a:avLst/>
-                          </a:prstGeom>
-                          <a:noFill/>
-                          <a:ln w="9525">
-                            <a:noFill/>
-                            <a:headEnd/>
-                            <a:tailEnd/>
-                          </a:ln>
-                        </pic:spPr>
-                      </pic:pic>
-                    </a:graphicData>
-                  </a:graphic>
-                </wp:inline>
-              </w:drawing>
-            </w:r>
-          </w:p>
-        </w:tc>
-        <w:tc>
-          <w:tcPr>
-            <w:tcW w:type="dxa" w:w="4876"/>
-          </w:tcPr>
-          <w:tcPr/>
-          <w:p>
-            <w:pPr>
-              <w:pStyle w:val="Compact"/>
-              <w:jc w:val="center"/>
-            </w:pPr>
-            <w:r>
-              <w:drawing>
-                <wp:inline>
-                  <wp:extent cx="932687" cy="670559"/>
-                  <wp:effectExtent b="0" l="0" r="0" t="0"/>
-                  <wp:docPr descr="" title="" id="39" name="Picture"/>
-                  <a:graphic>
-                    <a:graphicData uri="http://schemas.openxmlformats.org/drawingml/2006/picture">
-                      <pic:pic>
-                        <pic:nvPicPr>
-                          <pic:cNvPr descr="0bc567c5248fd9e76a00b10700c3afb400ba3eb454581767c9a732f067983a10.jpg" id="40" name="Picture"/>
-                          <pic:cNvPicPr>
-                            <a:picLocks noChangeArrowheads="1" noChangeAspect="1"/>
-                          </pic:cNvPicPr>
-                        </pic:nvPicPr>
-                        <pic:blipFill>
-                          <a:blip r:embed="rId38"/>
-                          <a:stretch>
-                            <a:fillRect/>
-                          </a:stretch>
-                        </pic:blipFill>
-                        <pic:spPr bwMode="auto">
-                          <a:xfrm>
-                            <a:off x="0" y="0"/>
-                            <a:ext cx="932687" cy="670559"/>
+                            <a:ext cx="2916000" cy="2885012"/>
                           </a:xfrm>
                           <a:prstGeom prst="rect">
                             <a:avLst/>
@@ -10549,18 +10494,18 @@
           <wp:inline>
             <wp:extent cx="3279648" cy="2316479"/>
             <wp:effectExtent b="0" l="0" r="0" t="0"/>
-            <wp:docPr descr="" title="" id="42" name="Picture"/>
+            <wp:docPr descr="" title="" id="39" name="Picture"/>
             <a:graphic>
               <a:graphicData uri="http://schemas.openxmlformats.org/drawingml/2006/picture">
                 <pic:pic>
                   <pic:nvPicPr>
-                    <pic:cNvPr descr="f4df0a6065155cd2b7ab69c189eb2834986d59696063cb709e36fdbbac77fea3.jpg" id="43" name="Picture"/>
+                    <pic:cNvPr descr="f4df0a6065155cd2b7ab69c189eb2834986d59696063cb709e36fdbbac77fea3.jpg" id="40" name="Picture"/>
                     <pic:cNvPicPr>
                       <a:picLocks noChangeArrowheads="1" noChangeAspect="1"/>
                     </pic:cNvPicPr>
                   </pic:nvPicPr>
                   <pic:blipFill>
-                    <a:blip r:embed="rId41"/>
+                    <a:blip r:embed="rId38"/>
                     <a:stretch>
                       <a:fillRect/>
                     </a:stretch>
@@ -10672,18 +10617,18 @@
           <wp:inline>
             <wp:extent cx="4082400" cy="2435244"/>
             <wp:effectExtent b="0" l="0" r="0" t="0"/>
-            <wp:docPr descr="" title="" id="45" name="Picture"/>
+            <wp:docPr descr="" title="" id="42" name="Picture"/>
             <a:graphic>
               <a:graphicData uri="http://schemas.openxmlformats.org/drawingml/2006/picture">
                 <pic:pic>
                   <pic:nvPicPr>
-                    <pic:cNvPr descr="00c6ede6e9c62616419a5a87e306e1a10876f3cabca638b3c9f04dd427bc7ec5.jpg" id="46" name="Picture"/>
+                    <pic:cNvPr descr="00c6ede6e9c62616419a5a87e306e1a10876f3cabca638b3c9f04dd427bc7ec5.jpg" id="43" name="Picture"/>
                     <pic:cNvPicPr>
                       <a:picLocks noChangeArrowheads="1" noChangeAspect="1"/>
                     </pic:cNvPicPr>
                   </pic:nvPicPr>
                   <pic:blipFill>
-                    <a:blip r:embed="rId44"/>
+                    <a:blip r:embed="rId41"/>
                     <a:stretch>
                       <a:fillRect/>
                     </a:stretch>
@@ -10726,8 +10671,8 @@
         <w:t xml:space="preserve"> 2</w:t>
       </w:r>
     </w:p>
-    <w:bookmarkEnd w:id="47"/>
-    <w:bookmarkStart w:id="51" w:name="第-6-题13-分有机金属卤化物钙钛矿"/>
+    <w:bookmarkEnd w:id="44"/>
+    <w:bookmarkStart w:id="48" w:name="第-6-题13-分有机金属卤化物钙钛矿"/>
     <w:p>
       <w:pPr>
         <w:pStyle w:val="Heading3"/>
@@ -11068,18 +11013,18 @@
           <wp:inline>
             <wp:extent cx="2157984" cy="1389887"/>
             <wp:effectExtent b="0" l="0" r="0" t="0"/>
-            <wp:docPr descr="" title="" id="49" name="Picture"/>
+            <wp:docPr descr="" title="" id="46" name="Picture"/>
             <a:graphic>
               <a:graphicData uri="http://schemas.openxmlformats.org/drawingml/2006/picture">
                 <pic:pic>
                   <pic:nvPicPr>
-                    <pic:cNvPr descr="97a29c6b6e4d48869b0220bd09a15ed8364e7a31418ed625e94633ee61574fc0.jpg" id="50" name="Picture"/>
+                    <pic:cNvPr descr="97a29c6b6e4d48869b0220bd09a15ed8364e7a31418ed625e94633ee61574fc0.jpg" id="47" name="Picture"/>
                     <pic:cNvPicPr>
                       <a:picLocks noChangeArrowheads="1" noChangeAspect="1"/>
                     </pic:cNvPicPr>
                   </pic:nvPicPr>
                   <pic:blipFill>
-                    <a:blip r:embed="rId48"/>
+                    <a:blip r:embed="rId45"/>
                     <a:stretch>
                       <a:fillRect/>
                     </a:stretch>
@@ -12713,8 +12658,8 @@
         </m:r>
       </m:oMath>
     </w:p>
-    <w:bookmarkEnd w:id="51"/>
-    <w:bookmarkStart w:id="61" w:name="第-7-题13-分热致变色晶体"/>
+    <w:bookmarkEnd w:id="48"/>
+    <w:bookmarkStart w:id="58" w:name="第-7-题13-分热致变色晶体"/>
     <w:p>
       <w:pPr>
         <w:pStyle w:val="Heading3"/>
@@ -13118,20 +13063,20 @@
       <w:r>
         <w:drawing>
           <wp:inline>
-            <wp:extent cx="3487448" cy="2527200"/>
+            <wp:extent cx="3277598" cy="2527200"/>
             <wp:effectExtent b="0" l="0" r="0" t="0"/>
-            <wp:docPr descr="" title="" id="53" name="Picture"/>
+            <wp:docPr descr="" title="" id="50" name="Picture"/>
             <a:graphic>
               <a:graphicData uri="http://schemas.openxmlformats.org/drawingml/2006/picture">
                 <pic:pic>
                   <pic:nvPicPr>
-                    <pic:cNvPr descr="4b79f93069985db89530902f5db53730d07c54136a0d080dd69b7cdacc1b86c5.jpg" id="54" name="Picture"/>
+                    <pic:cNvPr descr="4b79f93069985db89530902f5db53730d07c54136a0d080dd69b7cdacc1b86c5.jpg" id="51" name="Picture"/>
                     <pic:cNvPicPr>
                       <a:picLocks noChangeArrowheads="1" noChangeAspect="1"/>
                     </pic:cNvPicPr>
                   </pic:nvPicPr>
                   <pic:blipFill>
-                    <a:blip r:embed="rId52"/>
+                    <a:blip r:embed="rId49"/>
                     <a:stretch>
                       <a:fillRect/>
                     </a:stretch>
@@ -13139,7 +13084,7 @@
                   <pic:spPr bwMode="auto">
                     <a:xfrm>
                       <a:off x="0" y="0"/>
-                      <a:ext cx="3487448" cy="2527200"/>
+                      <a:ext cx="3277598" cy="2527200"/>
                     </a:xfrm>
                     <a:prstGeom prst="rect">
                       <a:avLst/>
@@ -14206,20 +14151,20 @@
       <w:r>
         <w:drawing>
           <wp:inline>
-            <wp:extent cx="3352799" cy="1328926"/>
+            <wp:extent cx="4082400" cy="1442967"/>
             <wp:effectExtent b="0" l="0" r="0" t="0"/>
-            <wp:docPr descr="" title="" id="56" name="Picture"/>
+            <wp:docPr descr="" title="" id="53" name="Picture"/>
             <a:graphic>
               <a:graphicData uri="http://schemas.openxmlformats.org/drawingml/2006/picture">
                 <pic:pic>
                   <pic:nvPicPr>
-                    <pic:cNvPr descr="ad97ffdaf11c9052342b4356f8cd6cf04e9e780823fa460b78b3c5dbab905e08.jpg" id="57" name="Picture"/>
+                    <pic:cNvPr descr="ad97ffdaf11c9052342b4356f8cd6cf04e9e780823fa460b78b3c5dbab905e08.jpg" id="54" name="Picture"/>
                     <pic:cNvPicPr>
                       <a:picLocks noChangeArrowheads="1" noChangeAspect="1"/>
                     </pic:cNvPicPr>
                   </pic:nvPicPr>
                   <pic:blipFill>
-                    <a:blip r:embed="rId55"/>
+                    <a:blip r:embed="rId52"/>
                     <a:stretch>
                       <a:fillRect/>
                     </a:stretch>
@@ -14227,7 +14172,7 @@
                   <pic:spPr bwMode="auto">
                     <a:xfrm>
                       <a:off x="0" y="0"/>
-                      <a:ext cx="3352799" cy="1328926"/>
+                      <a:ext cx="4082400" cy="1442967"/>
                     </a:xfrm>
                     <a:prstGeom prst="rect">
                       <a:avLst/>
@@ -14359,20 +14304,20 @@
       <w:r>
         <w:drawing>
           <wp:inline>
-            <wp:extent cx="2511551" cy="1920240"/>
+            <wp:extent cx="2517648" cy="2164079"/>
             <wp:effectExtent b="0" l="0" r="0" t="0"/>
-            <wp:docPr descr="" title="" id="59" name="Picture"/>
+            <wp:docPr descr="" title="" id="56" name="Picture"/>
             <a:graphic>
               <a:graphicData uri="http://schemas.openxmlformats.org/drawingml/2006/picture">
                 <pic:pic>
                   <pic:nvPicPr>
-                    <pic:cNvPr descr="76c107d6069405b6607cc42704b669bebd0c33742cf1ce824ea2c8ccc7be0b08.jpg" id="60" name="Picture"/>
+                    <pic:cNvPr descr="76c107d6069405b6607cc42704b669bebd0c33742cf1ce824ea2c8ccc7be0b08.jpg" id="57" name="Picture"/>
                     <pic:cNvPicPr>
                       <a:picLocks noChangeArrowheads="1" noChangeAspect="1"/>
                     </pic:cNvPicPr>
                   </pic:nvPicPr>
                   <pic:blipFill>
-                    <a:blip r:embed="rId58"/>
+                    <a:blip r:embed="rId55"/>
                     <a:stretch>
                       <a:fillRect/>
                     </a:stretch>
@@ -14380,7 +14325,7 @@
                   <pic:spPr bwMode="auto">
                     <a:xfrm>
                       <a:off x="0" y="0"/>
-                      <a:ext cx="2511551" cy="1920240"/>
+                      <a:ext cx="2517648" cy="2164079"/>
                     </a:xfrm>
                     <a:prstGeom prst="rect">
                       <a:avLst/>
@@ -14432,8 +14377,8 @@
         <w:t xml:space="preserve">吸光/发光波长会如何变化。</w:t>
       </w:r>
     </w:p>
-    <w:bookmarkEnd w:id="61"/>
-    <w:bookmarkStart w:id="65" w:name="第-8-题13-分神秘四元晶体"/>
+    <w:bookmarkEnd w:id="58"/>
+    <w:bookmarkStart w:id="62" w:name="第-8-题13-分神秘四元晶体"/>
     <w:p>
       <w:pPr>
         <w:pStyle w:val="Heading3"/>
@@ -14782,18 +14727,18 @@
           <wp:inline>
             <wp:extent cx="4082400" cy="2493362"/>
             <wp:effectExtent b="0" l="0" r="0" t="0"/>
-            <wp:docPr descr="" title="" id="63" name="Picture"/>
+            <wp:docPr descr="" title="" id="60" name="Picture"/>
             <a:graphic>
               <a:graphicData uri="http://schemas.openxmlformats.org/drawingml/2006/picture">
                 <pic:pic>
                   <pic:nvPicPr>
-                    <pic:cNvPr descr="14f7ddbe4a797318d958ffc77301dfc33b46bc98bb4f693ab0525a40cfaaa48e.jpg" id="64" name="Picture"/>
+                    <pic:cNvPr descr="14f7ddbe4a797318d958ffc77301dfc33b46bc98bb4f693ab0525a40cfaaa48e.jpg" id="61" name="Picture"/>
                     <pic:cNvPicPr>
                       <a:picLocks noChangeArrowheads="1" noChangeAspect="1"/>
                     </pic:cNvPicPr>
                   </pic:nvPicPr>
                   <pic:blipFill>
-                    <a:blip r:embed="rId62"/>
+                    <a:blip r:embed="rId59"/>
                     <a:stretch>
                       <a:fillRect/>
                     </a:stretch>
@@ -15543,8 +15488,8 @@
         <w:t xml:space="preserve">GPa），体现了其较强的抗压缩能力。从离子半径和电子结构角度解释这一现象。</w:t>
       </w:r>
     </w:p>
-    <w:bookmarkEnd w:id="65"/>
-    <w:bookmarkStart w:id="66" w:name="第-9-题13-分镍盐的结构演变"/>
+    <w:bookmarkEnd w:id="62"/>
+    <w:bookmarkStart w:id="63" w:name="第-9-题13-分镍盐的结构演变"/>
     <w:p>
       <w:pPr>
         <w:pStyle w:val="Heading3"/>
@@ -16419,8 +16364,8 @@
         <w:t xml:space="preserve"> Y 29.94%。</w:t>
       </w:r>
     </w:p>
-    <w:bookmarkEnd w:id="66"/>
-    <w:bookmarkStart w:id="79" w:name="第-10-题13-分半导体材料的晶体结构"/>
+    <w:bookmarkEnd w:id="63"/>
+    <w:bookmarkStart w:id="73" w:name="第-10-题13-分半导体材料的晶体结构"/>
     <w:p>
       <w:pPr>
         <w:pStyle w:val="Heading3"/>
@@ -16806,13 +16751,12 @@
         <w:tblLook w:firstRow="0" w:lastRow="0" w:firstColumn="0" w:lastColumn="0" w:noHBand="0" w:noVBand="0" w:val="0000"/>
       </w:tblPr>
       <w:tblGrid>
-        <w:gridCol w:w="4876"/>
-        <w:gridCol w:w="4876"/>
+        <w:gridCol w:w="9752"/>
       </w:tblGrid>
       <w:tr>
         <w:tc>
           <w:tcPr>
-            <w:tcW w:type="dxa" w:w="4876"/>
+            <w:tcW w:type="dxa" w:w="9752"/>
           </w:tcPr>
           <w:tcPr/>
           <w:p>
@@ -16823,20 +16767,20 @@
             <w:r>
               <w:drawing>
                 <wp:inline>
-                  <wp:extent cx="3279648" cy="2316478"/>
+                  <wp:extent cx="4782669" cy="1655999"/>
                   <wp:effectExtent b="0" l="0" r="0" t="0"/>
-                  <wp:docPr descr="" title="" id="68" name="Picture"/>
+                  <wp:docPr descr="" title="" id="65" name="Picture"/>
                   <a:graphic>
                     <a:graphicData uri="http://schemas.openxmlformats.org/drawingml/2006/picture">
                       <pic:pic>
                         <pic:nvPicPr>
-                          <pic:cNvPr descr="dc6a45607eec5bffafabd71e1ac72249c6af378f3d893187615547faaecf67c9.jpg" id="69" name="Picture"/>
+                          <pic:cNvPr descr="9576157cb99c7fb5cfe261317780ccbaf7bd7e0bdd112a6ab492c0ea1fe8cc7c.jpg" id="66" name="Picture"/>
                           <pic:cNvPicPr>
                             <a:picLocks noChangeArrowheads="1" noChangeAspect="1"/>
                           </pic:cNvPicPr>
                         </pic:nvPicPr>
                         <pic:blipFill>
-                          <a:blip r:embed="rId67"/>
+                          <a:blip r:embed="rId64"/>
                           <a:stretch>
                             <a:fillRect/>
                           </a:stretch>
@@ -16844,61 +16788,7 @@
                         <pic:spPr bwMode="auto">
                           <a:xfrm>
                             <a:off x="0" y="0"/>
-                            <a:ext cx="3279648" cy="2316478"/>
-                          </a:xfrm>
-                          <a:prstGeom prst="rect">
-                            <a:avLst/>
-                          </a:prstGeom>
-                          <a:noFill/>
-                          <a:ln w="9525">
-                            <a:noFill/>
-                            <a:headEnd/>
-                            <a:tailEnd/>
-                          </a:ln>
-                        </pic:spPr>
-                      </pic:pic>
-                    </a:graphicData>
-                  </a:graphic>
-                </wp:inline>
-              </w:drawing>
-            </w:r>
-          </w:p>
-        </w:tc>
-        <w:tc>
-          <w:tcPr>
-            <w:tcW w:type="dxa" w:w="4876"/>
-          </w:tcPr>
-          <w:tcPr/>
-          <w:p>
-            <w:pPr>
-              <w:pStyle w:val="Compact"/>
-              <w:jc w:val="center"/>
-            </w:pPr>
-            <w:r>
-              <w:drawing>
-                <wp:inline>
-                  <wp:extent cx="2164079" cy="3291840"/>
-                  <wp:effectExtent b="0" l="0" r="0" t="0"/>
-                  <wp:docPr descr="" title="" id="71" name="Picture"/>
-                  <a:graphic>
-                    <a:graphicData uri="http://schemas.openxmlformats.org/drawingml/2006/picture">
-                      <pic:pic>
-                        <pic:nvPicPr>
-                          <pic:cNvPr descr="9576157cb99c7fb5cfe261317780ccbaf7bd7e0bdd112a6ab492c0ea1fe8cc7c.jpg" id="72" name="Picture"/>
-                          <pic:cNvPicPr>
-                            <a:picLocks noChangeArrowheads="1" noChangeAspect="1"/>
-                          </pic:cNvPicPr>
-                        </pic:nvPicPr>
-                        <pic:blipFill>
-                          <a:blip r:embed="rId70"/>
-                          <a:stretch>
-                            <a:fillRect/>
-                          </a:stretch>
-                        </pic:blipFill>
-                        <pic:spPr bwMode="auto">
-                          <a:xfrm>
-                            <a:off x="0" y="0"/>
-                            <a:ext cx="2164079" cy="3291840"/>
+                            <a:ext cx="4782669" cy="1655999"/>
                           </a:xfrm>
                           <a:prstGeom prst="rect">
                             <a:avLst/>
@@ -17073,18 +16963,18 @@
                 <wp:inline>
                   <wp:extent cx="4082400" cy="2050965"/>
                   <wp:effectExtent b="0" l="0" r="0" t="0"/>
-                  <wp:docPr descr="" title="" id="74" name="Picture"/>
+                  <wp:docPr descr="" title="" id="68" name="Picture"/>
                   <a:graphic>
                     <a:graphicData uri="http://schemas.openxmlformats.org/drawingml/2006/picture">
                       <pic:pic>
                         <pic:nvPicPr>
-                          <pic:cNvPr descr="10678272364a7915e2aafad3206c587dd9f5b01cc321d6e71fff2c587ed97f2e.jpg" id="75" name="Picture"/>
+                          <pic:cNvPr descr="10678272364a7915e2aafad3206c587dd9f5b01cc321d6e71fff2c587ed97f2e.jpg" id="69" name="Picture"/>
                           <pic:cNvPicPr>
                             <a:picLocks noChangeArrowheads="1" noChangeAspect="1"/>
                           </pic:cNvPicPr>
                         </pic:nvPicPr>
                         <pic:blipFill>
-                          <a:blip r:embed="rId73"/>
+                          <a:blip r:embed="rId67"/>
                           <a:stretch>
                             <a:fillRect/>
                           </a:stretch>
@@ -17127,18 +17017,18 @@
                 <wp:inline>
                   <wp:extent cx="4082400" cy="2435245"/>
                   <wp:effectExtent b="0" l="0" r="0" t="0"/>
-                  <wp:docPr descr="" title="" id="77" name="Picture"/>
+                  <wp:docPr descr="" title="" id="71" name="Picture"/>
                   <a:graphic>
                     <a:graphicData uri="http://schemas.openxmlformats.org/drawingml/2006/picture">
                       <pic:pic>
                         <pic:nvPicPr>
-                          <pic:cNvPr descr="72595a8ea67e133bc94d8c9819fbe049b2500e3d013ae4e0e534591124bb6b42.jpg" id="78" name="Picture"/>
+                          <pic:cNvPr descr="72595a8ea67e133bc94d8c9819fbe049b2500e3d013ae4e0e534591124bb6b42.jpg" id="72" name="Picture"/>
                           <pic:cNvPicPr>
                             <a:picLocks noChangeArrowheads="1" noChangeAspect="1"/>
                           </pic:cNvPicPr>
                         </pic:nvPicPr>
                         <pic:blipFill>
-                          <a:blip r:embed="rId76"/>
+                          <a:blip r:embed="rId70"/>
                           <a:stretch>
                             <a:fillRect/>
                           </a:stretch>
@@ -17437,9 +17327,9 @@
         <w:t xml:space="preserve">两种元素的价态。</w:t>
       </w:r>
     </w:p>
-    <w:bookmarkEnd w:id="79"/>
-    <w:bookmarkEnd w:id="80"/>
-    <w:bookmarkEnd w:id="81"/>
+    <w:bookmarkEnd w:id="73"/>
+    <w:bookmarkEnd w:id="74"/>
+    <w:bookmarkEnd w:id="75"/>
     <w:sectPr>
       <w:footerReference r:id="rId9" w:type="default"/>
       <w:headerReference r:id="rId10" w:type="default"/>

--- a/00-首页/题组Word/初赛模拟卷/真题版式/初赛模拟卷XV（非有机·学生版·真题版式）.docx
+++ b/00-首页/题组Word/初赛模拟卷/真题版式/初赛模拟卷XV（非有机·学生版·真题版式）.docx
@@ -6723,7 +6723,7 @@
       <w:r>
         <w:drawing>
           <wp:inline>
-            <wp:extent cx="1755648" cy="1523999"/>
+            <wp:extent cx="1749551" cy="1780032"/>
             <wp:effectExtent b="0" l="0" r="0" t="0"/>
             <wp:docPr descr="" title="" id="25" name="Picture"/>
             <a:graphic>
@@ -6744,7 +6744,7 @@
                   <pic:spPr bwMode="auto">
                     <a:xfrm>
                       <a:off x="0" y="0"/>
-                      <a:ext cx="1755648" cy="1523999"/>
+                      <a:ext cx="1749551" cy="1780032"/>
                     </a:xfrm>
                     <a:prstGeom prst="rect">
                       <a:avLst/>
@@ -13063,7 +13063,7 @@
       <w:r>
         <w:drawing>
           <wp:inline>
-            <wp:extent cx="3277598" cy="2527200"/>
+            <wp:extent cx="3593852" cy="2527200"/>
             <wp:effectExtent b="0" l="0" r="0" t="0"/>
             <wp:docPr descr="" title="" id="50" name="Picture"/>
             <a:graphic>
@@ -13084,7 +13084,7 @@
                   <pic:spPr bwMode="auto">
                     <a:xfrm>
                       <a:off x="0" y="0"/>
-                      <a:ext cx="3277598" cy="2527200"/>
+                      <a:ext cx="3593852" cy="2527200"/>
                     </a:xfrm>
                     <a:prstGeom prst="rect">
                       <a:avLst/>
@@ -16767,7 +16767,7 @@
             <w:r>
               <w:drawing>
                 <wp:inline>
-                  <wp:extent cx="4782669" cy="1655999"/>
+                  <wp:extent cx="3575535" cy="2527200"/>
                   <wp:effectExtent b="0" l="0" r="0" t="0"/>
                   <wp:docPr descr="" title="" id="65" name="Picture"/>
                   <a:graphic>
@@ -16788,7 +16788,7 @@
                         <pic:spPr bwMode="auto">
                           <a:xfrm>
                             <a:off x="0" y="0"/>
-                            <a:ext cx="4782669" cy="1655999"/>
+                            <a:ext cx="3575535" cy="2527200"/>
                           </a:xfrm>
                           <a:prstGeom prst="rect">
                             <a:avLst/>
@@ -16961,7 +16961,7 @@
             <w:r>
               <w:drawing>
                 <wp:inline>
-                  <wp:extent cx="4082400" cy="2050965"/>
+                  <wp:extent cx="2958730" cy="1486442"/>
                   <wp:effectExtent b="0" l="0" r="0" t="0"/>
                   <wp:docPr descr="" title="" id="68" name="Picture"/>
                   <a:graphic>
@@ -16982,7 +16982,7 @@
                         <pic:spPr bwMode="auto">
                           <a:xfrm>
                             <a:off x="0" y="0"/>
-                            <a:ext cx="4082400" cy="2050965"/>
+                            <a:ext cx="2958730" cy="1486442"/>
                           </a:xfrm>
                           <a:prstGeom prst="rect">
                             <a:avLst/>
@@ -17015,7 +17015,7 @@
             <w:r>
               <w:drawing>
                 <wp:inline>
-                  <wp:extent cx="4082400" cy="2435245"/>
+                  <wp:extent cx="2958730" cy="1764950"/>
                   <wp:effectExtent b="0" l="0" r="0" t="0"/>
                   <wp:docPr descr="" title="" id="71" name="Picture"/>
                   <a:graphic>
@@ -17036,7 +17036,7 @@
                         <pic:spPr bwMode="auto">
                           <a:xfrm>
                             <a:off x="0" y="0"/>
-                            <a:ext cx="4082400" cy="2435245"/>
+                            <a:ext cx="2958730" cy="1764950"/>
                           </a:xfrm>
                           <a:prstGeom prst="rect">
                             <a:avLst/>
